--- a/report/City_Problems_Report.docx
+++ b/report/City_Problems_Report.docx
@@ -1123,7 +1123,7 @@
           <w:color w:val="000000"/>
           <w:sz w:val="24"/>
         </w:rPr>
-        <w:t>City Problems is a Big Data Analysis (BDA) mini-project that turns this public data into a map-based application for the people who pay for these services: Mumbai’s residents and taxpayers. A resident picks an area by searching, using their location, tapping the map or choosing a ward. The app then shows open problems nearby, how quickly BMC fixes problems in that ward compared with the rest of the city, and what neighbours have reported. Residents can report a new problem by placing a pin on the map. An analyst view, the Data Explorer, keeps the group-by and aggregation workbench of the first version and shows the equivalent PostgreSQL query for every result.</w:t>
+        <w:t>City Problems is a Big Data Analysis (BDA) mini-project that turns this public data into a map-based application for the people who pay for these services: Mumbai’s residents and taxpayers. A resident picks an area by searching, using their location, tapping the map or choosing a ward. The app then shows open problems nearby, how quickly BMC fixes problems in that ward compared with the rest of the city, and what neighbours have reported. Residents can report a new problem by placing a pin on the map. An analyst view, the Data Explorer, keeps the group-by and aggregation workbench of the first version and shows the equivalent PostgreSQL query for every result. The project follows the department’s BDA mini-project guidelines [1].</w:t>
       </w:r>
     </w:p>
     <w:p>
@@ -1415,7 +1415,7 @@
           <w:color w:val="000000"/>
           <w:sz w:val="24"/>
         </w:rPr>
-        <w:t>The data comes from the public MARG ArcGIS REST service of BMC, the same service used by BMC’s own Pothole QuickFix dashboard (https://marg.mcgm.gov.in/BMC_C_Pothole_Dashboard/). The endpoint is https://marg.mcgm.gov.in/server/rest/services/MARG_APP/MARG_Application_Prod/MapServer. Three layers are used:</w:t>
+        <w:t>The data comes from the public MARG ArcGIS REST service of BMC [2], the same service used by BMC’s own Pothole QuickFix dashboard [3]. Three layers are used:</w:t>
       </w:r>
     </w:p>
     <w:p>
@@ -1517,7 +1517,7 @@
           <w:color w:val="000000"/>
           <w:sz w:val="24"/>
         </w:rPr>
-        <w:t>Licence note: BMC states no explicit open-data licence on this service. It is public, unauthenticated government data and is used here only for non-commercial academic purposes with attribution to BMC/MCGM. Only non-personal fields were downloaded (no phone numbers, free-text descriptions, officer or contractor names, or photos). Other candidate datasets were reviewed and not used: the Kaggle “1.2M Complaints BMC” set is documented as synthetic, Praja Foundation’s 2026 civic report publishes city-level totals in PDF form rather than individual complaints, and OpenCity’s grievance data covers Bengaluru.</w:t>
+        <w:t>Licence note: BMC states no explicit open-data licence on this service. It is public, unauthenticated government data and is used here only for non-commercial academic purposes with attribution to BMC/MCGM. Only non-personal fields were downloaded (no phone numbers, free-text descriptions, officer or contractor names, or photos). Other candidate datasets were reviewed and not used: the Kaggle “1.2M Complaints BMC” set is documented as synthetic, Praja Foundation’s 2026 civic report [4] publishes city-level totals in PDF form rather than individual complaints, and OpenCity’s grievance data covers Bengaluru.</w:t>
       </w:r>
     </w:p>
     <w:p>
@@ -1553,7 +1553,7 @@
           <w:color w:val="000000"/>
           <w:sz w:val="24"/>
         </w:rPr>
-        <w:t>Figure 1 shows the pipeline. The main decisions, each backed by the exploratory analysis in data/eda/EDA.md, are:</w:t>
+        <w:t>The pipeline is written in Python with pandas [5] and Shapely [6]; the EDA charts use Matplotlib [7]. Figure 1 shows the pipeline. The main decisions, each backed by the exploratory analysis in data/eda/EDA.md, are:</w:t>
       </w:r>
     </w:p>
     <w:p>
@@ -1863,7 +1863,7 @@
           <w:color w:val="000000"/>
           <w:sz w:val="24"/>
         </w:rPr>
-        <w:t>The web application is a React single-page app built with Vite and deployed on Vercel with web/ as the project root (Figure 2). BMC complaints are served as a static CSV from the CDN and analysed in the browser, which keeps the map fast without a database round trip. Resident reports go through Vercel functions in web/api/ to a Neon PostgreSQL database, which also holds the full unified dataset for SQL analysis. During local development the same functions run inside the Vite dev server against an embedded PGlite database, and without a database the app saves reports on the visitor’s device and says so.</w:t>
+        <w:t>The web application is a React [8] single-page app built with Vite [9] and deployed on Vercel [10] with web/ as the project root (Figure 2). BMC complaints are served as a static CSV from the CDN and analysed in the browser, which keeps the map fast without a database round trip. Resident reports go through Vercel functions in web/api/ to a Neon PostgreSQL database [11], which also holds the full unified dataset for SQL analysis. During local development the same functions run inside the Vite dev server against an embedded PGlite database [12], and without a database the app saves reports on the visitor’s device and says so.</w:t>
       </w:r>
     </w:p>
     <w:p>
@@ -2065,7 +2065,7 @@
           <w:color w:val="000000"/>
           <w:sz w:val="24"/>
         </w:rPr>
-        <w:t>My Area: place search, location, ward picker, ward statistics with rank and city comparison, and the list of problems within 250 m, 500 m or 1 km.</w:t>
+        <w:t>My Area: place search through Nominatim [13], location, ward picker, ward statistics with rank and city comparison, and the list of problems within 250 m, 500 m or 1 km.</w:t>
       </w:r>
     </w:p>
     <w:p>
@@ -2177,7 +2177,7 @@
           <w:color w:val="000000"/>
           <w:sz w:val="24"/>
         </w:rPr>
-        <w:t>MapLibre GL map (mapcn component) with GPU clustering of complaints, resident-report markers, ward outlines and the choropleth.</w:t>
+        <w:t>MapLibre GL map [14] (mapcn component [15]) with GPU clustering of complaints, resident-report markers, ward outlines and the choropleth.</w:t>
       </w:r>
     </w:p>
     <w:p>
@@ -2890,6 +2890,24 @@
         <w:t>3.3 Loading the data in the browser</w:t>
       </w:r>
     </w:p>
+    <w:p>
+      <w:pPr>
+        <w:keepNext w:val="0"/>
+        <w:pageBreakBefore w:val="0"/>
+        <w:spacing w:before="0" w:after="160" w:line="336" w:lineRule="auto"/>
+        <w:jc w:val="both"/>
+      </w:pPr>
+      <w:r>
+        <w:rPr>
+          <w:rFonts w:ascii="Liberation Serif" w:hAnsi="Liberation Serif" w:eastAsia="Liberation Serif"/>
+          <w:b w:val="0"/>
+          <w:i w:val="0"/>
+          <w:color w:val="000000"/>
+          <w:sz w:val="24"/>
+        </w:rPr>
+        <w:t>The browser fetches the compact CSV once and parses it with Papa Parse [16].</w:t>
+      </w:r>
+    </w:p>
     <w:tbl>
       <w:tblPr>
         <w:tblW w:type="auto" w:w="0"/>
@@ -5533,7 +5551,7 @@
           <w:color w:val="000000"/>
           <w:sz w:val="24"/>
         </w:rPr>
-        <w:t>Single-page application, typed data models and the production build.</w:t>
+        <w:t>Single-page application, typed data models and the production build [8], [9].</w:t>
       </w:r>
     </w:p>
     <w:p>
@@ -5569,7 +5587,7 @@
           <w:color w:val="000000"/>
           <w:sz w:val="24"/>
         </w:rPr>
-        <w:t>Styling and accessible interface components: buttons, selects, toggles, drawers, popovers and tables.</w:t>
+        <w:t>Styling and accessible interface components: buttons, selects, toggles, drawers, popovers and tables [17], [18].</w:t>
       </w:r>
     </w:p>
     <w:p>
@@ -5605,7 +5623,7 @@
           <w:color w:val="000000"/>
           <w:sz w:val="24"/>
         </w:rPr>
-        <w:t>Vector map rendering, GPU clustering of 97,000 points, ward outlines and choropleths.</w:t>
+        <w:t>Vector map rendering, GPU clustering of 97,000 points, ward outlines and choropleths [14], [15], [19]. Map data © OpenStreetMap contributors [20].</w:t>
       </w:r>
     </w:p>
     <w:p>
@@ -5641,7 +5659,7 @@
           <w:color w:val="000000"/>
           <w:sz w:val="24"/>
         </w:rPr>
-        <w:t>Bar, stacked bar and line charts in the Data Explorer.</w:t>
+        <w:t>Bar, stacked bar and line charts in the Data Explorer [21].</w:t>
       </w:r>
     </w:p>
     <w:p>
@@ -5677,7 +5695,7 @@
           <w:color w:val="000000"/>
           <w:sz w:val="24"/>
         </w:rPr>
-        <w:t>CSV parsing in the browser.</w:t>
+        <w:t>CSV parsing in the browser [16].</w:t>
       </w:r>
     </w:p>
     <w:p>
@@ -5713,7 +5731,7 @@
           <w:color w:val="000000"/>
           <w:sz w:val="24"/>
         </w:rPr>
-        <w:t>Place search limited to Mumbai.</w:t>
+        <w:t>Place search limited to Mumbai [13].</w:t>
       </w:r>
     </w:p>
     <w:p>
@@ -5749,7 +5767,7 @@
           <w:color w:val="000000"/>
           <w:sz w:val="24"/>
         </w:rPr>
-        <w:t>API for resident reports and the database that stores the unified dataset and reports (@neondatabase/serverless driver).</w:t>
+        <w:t>API for resident reports and the database that stores the unified dataset and reports (@neondatabase/serverless driver) [10], [11].</w:t>
       </w:r>
     </w:p>
     <w:p>
@@ -5785,7 +5803,7 @@
           <w:color w:val="000000"/>
           <w:sz w:val="24"/>
         </w:rPr>
-        <w:t>Embedded PostgreSQL used by the local development server and for testing the database seed.</w:t>
+        <w:t>Embedded PostgreSQL used by the local development server and for testing the database seed [12].</w:t>
       </w:r>
     </w:p>
     <w:p>
@@ -5821,7 +5839,7 @@
           <w:color w:val="000000"/>
           <w:sz w:val="24"/>
         </w:rPr>
-        <w:t>Data acquisition, cleaning, joining, point-in-polygon ward assignment and EDA charts.</w:t>
+        <w:t>Data acquisition, cleaning, joining, point-in-polygon ward assignment and EDA charts [5], [6], [7].</w:t>
       </w:r>
     </w:p>
     <w:p>
@@ -5857,7 +5875,7 @@
           <w:color w:val="000000"/>
           <w:sz w:val="24"/>
         </w:rPr>
-        <w:t>Source of complaint records, pothole records and ward boundaries.</w:t>
+        <w:t>Source of complaint records, pothole records and ward boundaries [2].</w:t>
       </w:r>
     </w:p>
     <w:p>
@@ -5893,7 +5911,7 @@
           <w:color w:val="000000"/>
           <w:sz w:val="24"/>
         </w:rPr>
-        <w:t>Architecture, pipeline, schema and flow diagrams in this report.</w:t>
+        <w:t>Architecture, pipeline, schema and flow diagrams in this report [22].</w:t>
       </w:r>
     </w:p>
     <w:p>
@@ -7984,7 +8002,11 @@
       <w:pPr>
         <w:keepNext w:val="0"/>
         <w:pageBreakBefore w:val="0"/>
-        <w:spacing w:before="0" w:after="200" w:line="312" w:lineRule="auto"/>
+        <w:tabs>
+          <w:tab w:pos="567" w:val="left"/>
+        </w:tabs>
+        <w:spacing w:before="0" w:after="160" w:line="288" w:lineRule="auto"/>
+        <w:ind w:left="567" w:hanging="567"/>
         <w:jc w:val="left"/>
       </w:pPr>
       <w:r>
@@ -7993,34 +8015,31 @@
           <w:b w:val="0"/>
           <w:i w:val="0"/>
           <w:color w:val="000000"/>
-          <w:sz w:val="24"/>
+          <w:sz w:val="22"/>
         </w:rPr>
-        <w:t>1. Brihanmumbai Municipal Corporation (MCGM), MARG ArcGIS REST service, https://marg.mcgm.gov.in/server/rest/services/MARG_APP/MARG_Application_Prod/MapServer (accessed 11 Oct 2026).</w:t>
+        <w:t>[1]</w:t>
+        <w:tab/>
       </w:r>
-    </w:p>
-    <w:p>
-      <w:pPr>
-        <w:keepNext w:val="0"/>
-        <w:pageBreakBefore w:val="0"/>
-        <w:spacing w:before="0" w:after="200" w:line="312" w:lineRule="auto"/>
-        <w:jc w:val="left"/>
-      </w:pPr>
       <w:r>
         <w:rPr>
           <w:rFonts w:ascii="Liberation Serif" w:hAnsi="Liberation Serif" w:eastAsia="Liberation Serif"/>
           <w:b w:val="0"/>
           <w:i w:val="0"/>
           <w:color w:val="000000"/>
-          <w:sz w:val="24"/>
+          <w:sz w:val="22"/>
         </w:rPr>
-        <w:t>2. BMC Pothole QuickFix Dashboard, https://marg.mcgm.gov.in/BMC_C_Pothole_Dashboard/ (accessed 2026).</w:t>
+        <w:t>Dept. Comput. Eng., Shree L. R. Tiwari Coll. Eng., Mira Road, Thane, India, “BDA mini project guidelines,” unpublished.</w:t>
       </w:r>
     </w:p>
     <w:p>
       <w:pPr>
         <w:keepNext w:val="0"/>
         <w:pageBreakBefore w:val="0"/>
-        <w:spacing w:before="0" w:after="200" w:line="312" w:lineRule="auto"/>
+        <w:tabs>
+          <w:tab w:pos="567" w:val="left"/>
+        </w:tabs>
+        <w:spacing w:before="0" w:after="160" w:line="288" w:lineRule="auto"/>
+        <w:ind w:left="567" w:hanging="567"/>
         <w:jc w:val="left"/>
       </w:pPr>
       <w:r>
@@ -8029,34 +8048,31 @@
           <w:b w:val="0"/>
           <w:i w:val="0"/>
           <w:color w:val="000000"/>
-          <w:sz w:val="24"/>
+          <w:sz w:val="22"/>
         </w:rPr>
-        <w:t>3. Praja Foundation, Report on the Status of Civic Services, Environmental and Climate Issues in Mumbai, 2026, https://praja.org/.</w:t>
+        <w:t>[2]</w:t>
+        <w:tab/>
       </w:r>
-    </w:p>
-    <w:p>
-      <w:pPr>
-        <w:keepNext w:val="0"/>
-        <w:pageBreakBefore w:val="0"/>
-        <w:spacing w:before="0" w:after="200" w:line="312" w:lineRule="auto"/>
-        <w:jc w:val="left"/>
-      </w:pPr>
       <w:r>
         <w:rPr>
           <w:rFonts w:ascii="Liberation Serif" w:hAnsi="Liberation Serif" w:eastAsia="Liberation Serif"/>
           <w:b w:val="0"/>
           <w:i w:val="0"/>
           <w:color w:val="000000"/>
-          <w:sz w:val="24"/>
+          <w:sz w:val="22"/>
         </w:rPr>
-        <w:t>4. MapLibre GL JS, https://maplibre.org/; mapcn map components, https://mapcn.dev/.</w:t>
+        <w:t>Brihanmumbai Municipal Corporation, “MARG_Application_Prod (MapServer): layers 0 COMPLAINTS_REGISTRATION, 16 POTHOLE_REGISTRATION and 2 Ward_Boundary,” MARG ArcGIS REST Services Directory, 2026. Accessed: Oct. 11, 2026. [Online]. Available: https://marg.mcgm.gov.in/server/rest/services/MARG_APP/MARG_Application_Prod/MapServer</w:t>
       </w:r>
     </w:p>
     <w:p>
       <w:pPr>
         <w:keepNext w:val="0"/>
         <w:pageBreakBefore w:val="0"/>
-        <w:spacing w:before="0" w:after="200" w:line="312" w:lineRule="auto"/>
+        <w:tabs>
+          <w:tab w:pos="567" w:val="left"/>
+        </w:tabs>
+        <w:spacing w:before="0" w:after="160" w:line="288" w:lineRule="auto"/>
+        <w:ind w:left="567" w:hanging="567"/>
         <w:jc w:val="left"/>
       </w:pPr>
       <w:r>
@@ -8065,34 +8081,31 @@
           <w:b w:val="0"/>
           <w:i w:val="0"/>
           <w:color w:val="000000"/>
-          <w:sz w:val="24"/>
+          <w:sz w:val="22"/>
         </w:rPr>
-        <w:t>5. CARTO basemaps, https://carto.com/basemaps/; OpenStreetMap contributors, https://www.openstreetmap.org/copyright.</w:t>
+        <w:t>[3]</w:t>
+        <w:tab/>
       </w:r>
-    </w:p>
-    <w:p>
-      <w:pPr>
-        <w:keepNext w:val="0"/>
-        <w:pageBreakBefore w:val="0"/>
-        <w:spacing w:before="0" w:after="200" w:line="312" w:lineRule="auto"/>
-        <w:jc w:val="left"/>
-      </w:pPr>
       <w:r>
         <w:rPr>
           <w:rFonts w:ascii="Liberation Serif" w:hAnsi="Liberation Serif" w:eastAsia="Liberation Serif"/>
           <w:b w:val="0"/>
           <w:i w:val="0"/>
           <w:color w:val="000000"/>
-          <w:sz w:val="24"/>
+          <w:sz w:val="22"/>
         </w:rPr>
-        <w:t>6. Nominatim, OpenStreetMap geocoding service, https://nominatim.org/.</w:t>
+        <w:t>Brihanmumbai Municipal Corporation, “Pothole QuickFix dashboard,” BMC MARG. Accessed: Oct. 11, 2026. [Online]. Available: https://marg.mcgm.gov.in/BMC_C_Pothole_Dashboard/</w:t>
       </w:r>
     </w:p>
     <w:p>
       <w:pPr>
         <w:keepNext w:val="0"/>
         <w:pageBreakBefore w:val="0"/>
-        <w:spacing w:before="0" w:after="200" w:line="312" w:lineRule="auto"/>
+        <w:tabs>
+          <w:tab w:pos="567" w:val="left"/>
+        </w:tabs>
+        <w:spacing w:before="0" w:after="160" w:line="288" w:lineRule="auto"/>
+        <w:ind w:left="567" w:hanging="567"/>
         <w:jc w:val="left"/>
       </w:pPr>
       <w:r>
@@ -8101,34 +8114,31 @@
           <w:b w:val="0"/>
           <w:i w:val="0"/>
           <w:color w:val="000000"/>
-          <w:sz w:val="24"/>
+          <w:sz w:val="22"/>
         </w:rPr>
-        <w:t>7. Neon serverless PostgreSQL, https://neon.tech/docs/; PGlite, https://pglite.dev/.</w:t>
+        <w:t>[4]</w:t>
+        <w:tab/>
       </w:r>
-    </w:p>
-    <w:p>
-      <w:pPr>
-        <w:keepNext w:val="0"/>
-        <w:pageBreakBefore w:val="0"/>
-        <w:spacing w:before="0" w:after="200" w:line="312" w:lineRule="auto"/>
-        <w:jc w:val="left"/>
-      </w:pPr>
       <w:r>
         <w:rPr>
           <w:rFonts w:ascii="Liberation Serif" w:hAnsi="Liberation Serif" w:eastAsia="Liberation Serif"/>
           <w:b w:val="0"/>
           <w:i w:val="0"/>
           <w:color w:val="000000"/>
-          <w:sz w:val="24"/>
+          <w:sz w:val="22"/>
         </w:rPr>
-        <w:t>8. Vercel Functions documentation, https://vercel.com/docs/functions.</w:t>
+        <w:t>Praja Foundation, “Report on the status of civic services, environmental and climate issues in Mumbai 2026,” Praja Found., Mumbai, India, 2026. [Online]. Available: https://praja.org/praja_docs/praja_downloads/Report%20on%20the%20Status%20of%20Civic%20Services,%20Environmental%20and%20Climate%20Issues%20in%20Mumbai%202026.pdf</w:t>
       </w:r>
     </w:p>
     <w:p>
       <w:pPr>
         <w:keepNext w:val="0"/>
         <w:pageBreakBefore w:val="0"/>
-        <w:spacing w:before="0" w:after="200" w:line="312" w:lineRule="auto"/>
+        <w:tabs>
+          <w:tab w:pos="567" w:val="left"/>
+        </w:tabs>
+        <w:spacing w:before="0" w:after="160" w:line="288" w:lineRule="auto"/>
+        <w:ind w:left="567" w:hanging="567"/>
         <w:jc w:val="left"/>
       </w:pPr>
       <w:r>
@@ -8137,52 +8147,51 @@
           <w:b w:val="0"/>
           <w:i w:val="0"/>
           <w:color w:val="000000"/>
-          <w:sz w:val="24"/>
+          <w:sz w:val="22"/>
         </w:rPr>
-        <w:t>9. React, https://react.dev/; Vite, https://vite.dev/; Tailwind CSS, https://tailwindcss.com/; shadcn/ui, https://ui.shadcn.com/.</w:t>
+        <w:t>[5]</w:t>
+        <w:tab/>
       </w:r>
-    </w:p>
-    <w:p>
-      <w:pPr>
-        <w:keepNext w:val="0"/>
-        <w:pageBreakBefore w:val="0"/>
-        <w:spacing w:before="0" w:after="200" w:line="312" w:lineRule="auto"/>
-        <w:jc w:val="left"/>
-      </w:pPr>
       <w:r>
         <w:rPr>
           <w:rFonts w:ascii="Liberation Serif" w:hAnsi="Liberation Serif" w:eastAsia="Liberation Serif"/>
           <w:b w:val="0"/>
           <w:i w:val="0"/>
           <w:color w:val="000000"/>
-          <w:sz w:val="24"/>
+          <w:sz w:val="22"/>
         </w:rPr>
-        <w:t>10. Recharts, https://recharts.org/; PapaParse, https://www.papaparse.com/.</w:t>
+        <w:t xml:space="preserve">W. McKinney, “Data structures for statistical computing in Python,” in </w:t>
       </w:r>
-    </w:p>
-    <w:p>
-      <w:pPr>
-        <w:keepNext w:val="0"/>
-        <w:pageBreakBefore w:val="0"/>
-        <w:spacing w:before="0" w:after="200" w:line="312" w:lineRule="auto"/>
-        <w:jc w:val="left"/>
-      </w:pPr>
+      <w:r>
+        <w:rPr>
+          <w:rFonts w:ascii="Liberation Serif" w:hAnsi="Liberation Serif" w:eastAsia="Liberation Serif"/>
+          <w:b w:val="0"/>
+          <w:i/>
+          <w:color w:val="000000"/>
+          <w:sz w:val="22"/>
+        </w:rPr>
+        <w:t>Proc. 9th Python Sci. Conf. (SciPy)</w:t>
+      </w:r>
       <w:r>
         <w:rPr>
           <w:rFonts w:ascii="Liberation Serif" w:hAnsi="Liberation Serif" w:eastAsia="Liberation Serif"/>
           <w:b w:val="0"/>
           <w:i w:val="0"/>
           <w:color w:val="000000"/>
-          <w:sz w:val="24"/>
+          <w:sz w:val="22"/>
         </w:rPr>
-        <w:t>11. S. Gillies et al., Shapely: manipulation and analysis of geometric objects, https://shapely.readthedocs.io/.</w:t>
+        <w:t>, Austin, TX, USA, 2010, pp. 56–61, doi: 10.25080/Majora-92bf1922-00a.</w:t>
       </w:r>
     </w:p>
     <w:p>
       <w:pPr>
         <w:keepNext w:val="0"/>
         <w:pageBreakBefore w:val="0"/>
-        <w:spacing w:before="0" w:after="200" w:line="312" w:lineRule="auto"/>
+        <w:tabs>
+          <w:tab w:pos="567" w:val="left"/>
+        </w:tabs>
+        <w:spacing w:before="0" w:after="160" w:line="288" w:lineRule="auto"/>
+        <w:ind w:left="567" w:hanging="567"/>
         <w:jc w:val="left"/>
       </w:pPr>
       <w:r>
@@ -8191,45 +8200,768 @@
           <w:b w:val="0"/>
           <w:i w:val="0"/>
           <w:color w:val="000000"/>
-          <w:sz w:val="24"/>
+          <w:sz w:val="22"/>
         </w:rPr>
-        <w:t>12. W. McKinney, “Data Structures for Statistical Computing in Python,” Proc. 9th Python in Science Conf., 2010 (pandas).</w:t>
+        <w:t>[6]</w:t>
+        <w:tab/>
       </w:r>
-    </w:p>
-    <w:p>
-      <w:pPr>
-        <w:keepNext w:val="0"/>
-        <w:pageBreakBefore w:val="0"/>
-        <w:spacing w:before="0" w:after="200" w:line="312" w:lineRule="auto"/>
-        <w:jc w:val="left"/>
-      </w:pPr>
       <w:r>
         <w:rPr>
           <w:rFonts w:ascii="Liberation Serif" w:hAnsi="Liberation Serif" w:eastAsia="Liberation Serif"/>
           <w:b w:val="0"/>
           <w:i w:val="0"/>
           <w:color w:val="000000"/>
-          <w:sz w:val="24"/>
+          <w:sz w:val="22"/>
         </w:rPr>
-        <w:t>13. tldraw, infinite canvas SDK, https://tldraw.dev/.</w:t>
+        <w:t xml:space="preserve">S. Gillies et al., </w:t>
       </w:r>
-    </w:p>
-    <w:p>
-      <w:pPr>
-        <w:keepNext w:val="0"/>
-        <w:pageBreakBefore w:val="0"/>
-        <w:spacing w:before="0" w:after="200" w:line="312" w:lineRule="auto"/>
-        <w:jc w:val="left"/>
-      </w:pPr>
+      <w:r>
+        <w:rPr>
+          <w:rFonts w:ascii="Liberation Serif" w:hAnsi="Liberation Serif" w:eastAsia="Liberation Serif"/>
+          <w:b w:val="0"/>
+          <w:i/>
+          <w:color w:val="000000"/>
+          <w:sz w:val="22"/>
+        </w:rPr>
+        <w:t>Shapely</w:t>
+      </w:r>
       <w:r>
         <w:rPr>
           <w:rFonts w:ascii="Liberation Serif" w:hAnsi="Liberation Serif" w:eastAsia="Liberation Serif"/>
           <w:b w:val="0"/>
           <w:i w:val="0"/>
           <w:color w:val="000000"/>
-          <w:sz w:val="24"/>
+          <w:sz w:val="22"/>
         </w:rPr>
-        <w:t>14. Shree L. R. Tiwari College of Engineering, Department of Computer Engineering, BDA Mini Project guidelines (internal).</w:t>
+        <w:t>. (Version 2.2.0). Accessed: Oct. 27, 2026. [Online]. Available: https://shapely.readthedocs.io/</w:t>
+      </w:r>
+    </w:p>
+    <w:p>
+      <w:pPr>
+        <w:keepNext w:val="0"/>
+        <w:pageBreakBefore w:val="0"/>
+        <w:tabs>
+          <w:tab w:pos="567" w:val="left"/>
+        </w:tabs>
+        <w:spacing w:before="0" w:after="160" w:line="288" w:lineRule="auto"/>
+        <w:ind w:left="567" w:hanging="567"/>
+        <w:jc w:val="left"/>
+      </w:pPr>
+      <w:r>
+        <w:rPr>
+          <w:rFonts w:ascii="Liberation Serif" w:hAnsi="Liberation Serif" w:eastAsia="Liberation Serif"/>
+          <w:b w:val="0"/>
+          <w:i w:val="0"/>
+          <w:color w:val="000000"/>
+          <w:sz w:val="22"/>
+        </w:rPr>
+        <w:t>[7]</w:t>
+        <w:tab/>
+      </w:r>
+      <w:r>
+        <w:rPr>
+          <w:rFonts w:ascii="Liberation Serif" w:hAnsi="Liberation Serif" w:eastAsia="Liberation Serif"/>
+          <w:b w:val="0"/>
+          <w:i w:val="0"/>
+          <w:color w:val="000000"/>
+          <w:sz w:val="22"/>
+        </w:rPr>
+        <w:t xml:space="preserve">J. D. Hunter, “Matplotlib: A 2D graphics environment,” </w:t>
+      </w:r>
+      <w:r>
+        <w:rPr>
+          <w:rFonts w:ascii="Liberation Serif" w:hAnsi="Liberation Serif" w:eastAsia="Liberation Serif"/>
+          <w:b w:val="0"/>
+          <w:i/>
+          <w:color w:val="000000"/>
+          <w:sz w:val="22"/>
+        </w:rPr>
+        <w:t>Comput. Sci. Eng.</w:t>
+      </w:r>
+      <w:r>
+        <w:rPr>
+          <w:rFonts w:ascii="Liberation Serif" w:hAnsi="Liberation Serif" w:eastAsia="Liberation Serif"/>
+          <w:b w:val="0"/>
+          <w:i w:val="0"/>
+          <w:color w:val="000000"/>
+          <w:sz w:val="22"/>
+        </w:rPr>
+        <w:t>, vol. 9, no. 3, pp. 90–95, May/Jun. 2007, doi: 10.1109/MCSE.2007.55.</w:t>
+      </w:r>
+    </w:p>
+    <w:p>
+      <w:pPr>
+        <w:keepNext w:val="0"/>
+        <w:pageBreakBefore w:val="0"/>
+        <w:tabs>
+          <w:tab w:pos="567" w:val="left"/>
+        </w:tabs>
+        <w:spacing w:before="0" w:after="160" w:line="288" w:lineRule="auto"/>
+        <w:ind w:left="567" w:hanging="567"/>
+        <w:jc w:val="left"/>
+      </w:pPr>
+      <w:r>
+        <w:rPr>
+          <w:rFonts w:ascii="Liberation Serif" w:hAnsi="Liberation Serif" w:eastAsia="Liberation Serif"/>
+          <w:b w:val="0"/>
+          <w:i w:val="0"/>
+          <w:color w:val="000000"/>
+          <w:sz w:val="22"/>
+        </w:rPr>
+        <w:t>[8]</w:t>
+        <w:tab/>
+      </w:r>
+      <w:r>
+        <w:rPr>
+          <w:rFonts w:ascii="Liberation Serif" w:hAnsi="Liberation Serif" w:eastAsia="Liberation Serif"/>
+          <w:b w:val="0"/>
+          <w:i w:val="0"/>
+          <w:color w:val="000000"/>
+          <w:sz w:val="22"/>
+        </w:rPr>
+        <w:t xml:space="preserve">Meta Open Source, </w:t>
+      </w:r>
+      <w:r>
+        <w:rPr>
+          <w:rFonts w:ascii="Liberation Serif" w:hAnsi="Liberation Serif" w:eastAsia="Liberation Serif"/>
+          <w:b w:val="0"/>
+          <w:i/>
+          <w:color w:val="000000"/>
+          <w:sz w:val="22"/>
+        </w:rPr>
+        <w:t>React</w:t>
+      </w:r>
+      <w:r>
+        <w:rPr>
+          <w:rFonts w:ascii="Liberation Serif" w:hAnsi="Liberation Serif" w:eastAsia="Liberation Serif"/>
+          <w:b w:val="0"/>
+          <w:i w:val="0"/>
+          <w:color w:val="000000"/>
+          <w:sz w:val="22"/>
+        </w:rPr>
+        <w:t>. (Version 19.3.1). Accessed: Oct. 27, 2026. [Online]. Available: https://react.dev/</w:t>
+      </w:r>
+    </w:p>
+    <w:p>
+      <w:pPr>
+        <w:keepNext w:val="0"/>
+        <w:pageBreakBefore w:val="0"/>
+        <w:tabs>
+          <w:tab w:pos="567" w:val="left"/>
+        </w:tabs>
+        <w:spacing w:before="0" w:after="160" w:line="288" w:lineRule="auto"/>
+        <w:ind w:left="567" w:hanging="567"/>
+        <w:jc w:val="left"/>
+      </w:pPr>
+      <w:r>
+        <w:rPr>
+          <w:rFonts w:ascii="Liberation Serif" w:hAnsi="Liberation Serif" w:eastAsia="Liberation Serif"/>
+          <w:b w:val="0"/>
+          <w:i w:val="0"/>
+          <w:color w:val="000000"/>
+          <w:sz w:val="22"/>
+        </w:rPr>
+        <w:t>[9]</w:t>
+        <w:tab/>
+      </w:r>
+      <w:r>
+        <w:rPr>
+          <w:rFonts w:ascii="Liberation Serif" w:hAnsi="Liberation Serif" w:eastAsia="Liberation Serif"/>
+          <w:b w:val="0"/>
+          <w:i w:val="0"/>
+          <w:color w:val="000000"/>
+          <w:sz w:val="22"/>
+        </w:rPr>
+        <w:t xml:space="preserve">Vite Team, </w:t>
+      </w:r>
+      <w:r>
+        <w:rPr>
+          <w:rFonts w:ascii="Liberation Serif" w:hAnsi="Liberation Serif" w:eastAsia="Liberation Serif"/>
+          <w:b w:val="0"/>
+          <w:i/>
+          <w:color w:val="000000"/>
+          <w:sz w:val="22"/>
+        </w:rPr>
+        <w:t>Vite</w:t>
+      </w:r>
+      <w:r>
+        <w:rPr>
+          <w:rFonts w:ascii="Liberation Serif" w:hAnsi="Liberation Serif" w:eastAsia="Liberation Serif"/>
+          <w:b w:val="0"/>
+          <w:i w:val="0"/>
+          <w:color w:val="000000"/>
+          <w:sz w:val="22"/>
+        </w:rPr>
+        <w:t>. (Version 8.3.5). Accessed: Oct. 27, 2026. [Online]. Available: https://vite.dev/</w:t>
+      </w:r>
+    </w:p>
+    <w:p>
+      <w:pPr>
+        <w:keepNext w:val="0"/>
+        <w:pageBreakBefore w:val="0"/>
+        <w:tabs>
+          <w:tab w:pos="567" w:val="left"/>
+        </w:tabs>
+        <w:spacing w:before="0" w:after="160" w:line="288" w:lineRule="auto"/>
+        <w:ind w:left="567" w:hanging="567"/>
+        <w:jc w:val="left"/>
+      </w:pPr>
+      <w:r>
+        <w:rPr>
+          <w:rFonts w:ascii="Liberation Serif" w:hAnsi="Liberation Serif" w:eastAsia="Liberation Serif"/>
+          <w:b w:val="0"/>
+          <w:i w:val="0"/>
+          <w:color w:val="000000"/>
+          <w:sz w:val="22"/>
+        </w:rPr>
+        <w:t>[10]</w:t>
+        <w:tab/>
+      </w:r>
+      <w:r>
+        <w:rPr>
+          <w:rFonts w:ascii="Liberation Serif" w:hAnsi="Liberation Serif" w:eastAsia="Liberation Serif"/>
+          <w:b w:val="0"/>
+          <w:i w:val="0"/>
+          <w:color w:val="000000"/>
+          <w:sz w:val="22"/>
+        </w:rPr>
+        <w:t>Vercel Inc., “Vercel Functions,” Vercel Documentation. Accessed: Oct. 27, 2026. [Online]. Available: https://vercel.com/docs/functions</w:t>
+      </w:r>
+    </w:p>
+    <w:p>
+      <w:pPr>
+        <w:keepNext w:val="0"/>
+        <w:pageBreakBefore w:val="0"/>
+        <w:tabs>
+          <w:tab w:pos="567" w:val="left"/>
+        </w:tabs>
+        <w:spacing w:before="0" w:after="160" w:line="288" w:lineRule="auto"/>
+        <w:ind w:left="567" w:hanging="567"/>
+        <w:jc w:val="left"/>
+      </w:pPr>
+      <w:r>
+        <w:rPr>
+          <w:rFonts w:ascii="Liberation Serif" w:hAnsi="Liberation Serif" w:eastAsia="Liberation Serif"/>
+          <w:b w:val="0"/>
+          <w:i w:val="0"/>
+          <w:color w:val="000000"/>
+          <w:sz w:val="22"/>
+        </w:rPr>
+        <w:t>[11]</w:t>
+        <w:tab/>
+      </w:r>
+      <w:r>
+        <w:rPr>
+          <w:rFonts w:ascii="Liberation Serif" w:hAnsi="Liberation Serif" w:eastAsia="Liberation Serif"/>
+          <w:b w:val="0"/>
+          <w:i w:val="0"/>
+          <w:color w:val="000000"/>
+          <w:sz w:val="22"/>
+        </w:rPr>
+        <w:t>Neon, “Neon serverless driver,” Neon Documentation. Accessed: Oct. 27, 2026. [Online]. Available: https://neon.com/docs/serverless/serverless-driver</w:t>
+      </w:r>
+    </w:p>
+    <w:p>
+      <w:pPr>
+        <w:keepNext w:val="0"/>
+        <w:pageBreakBefore w:val="0"/>
+        <w:tabs>
+          <w:tab w:pos="567" w:val="left"/>
+        </w:tabs>
+        <w:spacing w:before="0" w:after="160" w:line="288" w:lineRule="auto"/>
+        <w:ind w:left="567" w:hanging="567"/>
+        <w:jc w:val="left"/>
+      </w:pPr>
+      <w:r>
+        <w:rPr>
+          <w:rFonts w:ascii="Liberation Serif" w:hAnsi="Liberation Serif" w:eastAsia="Liberation Serif"/>
+          <w:b w:val="0"/>
+          <w:i w:val="0"/>
+          <w:color w:val="000000"/>
+          <w:sz w:val="22"/>
+        </w:rPr>
+        <w:t>[12]</w:t>
+        <w:tab/>
+      </w:r>
+      <w:r>
+        <w:rPr>
+          <w:rFonts w:ascii="Liberation Serif" w:hAnsi="Liberation Serif" w:eastAsia="Liberation Serif"/>
+          <w:b w:val="0"/>
+          <w:i w:val="0"/>
+          <w:color w:val="000000"/>
+          <w:sz w:val="22"/>
+        </w:rPr>
+        <w:t xml:space="preserve">ElectricSQL, </w:t>
+      </w:r>
+      <w:r>
+        <w:rPr>
+          <w:rFonts w:ascii="Liberation Serif" w:hAnsi="Liberation Serif" w:eastAsia="Liberation Serif"/>
+          <w:b w:val="0"/>
+          <w:i/>
+          <w:color w:val="000000"/>
+          <w:sz w:val="22"/>
+        </w:rPr>
+        <w:t>PGlite</w:t>
+      </w:r>
+      <w:r>
+        <w:rPr>
+          <w:rFonts w:ascii="Liberation Serif" w:hAnsi="Liberation Serif" w:eastAsia="Liberation Serif"/>
+          <w:b w:val="0"/>
+          <w:i w:val="0"/>
+          <w:color w:val="000000"/>
+          <w:sz w:val="22"/>
+        </w:rPr>
+        <w:t>. (Version 0.5.12). Accessed: Oct. 27, 2026. [Online]. Available: https://pglite.dev/</w:t>
+      </w:r>
+    </w:p>
+    <w:p>
+      <w:pPr>
+        <w:keepNext w:val="0"/>
+        <w:pageBreakBefore w:val="0"/>
+        <w:tabs>
+          <w:tab w:pos="567" w:val="left"/>
+        </w:tabs>
+        <w:spacing w:before="0" w:after="160" w:line="288" w:lineRule="auto"/>
+        <w:ind w:left="567" w:hanging="567"/>
+        <w:jc w:val="left"/>
+      </w:pPr>
+      <w:r>
+        <w:rPr>
+          <w:rFonts w:ascii="Liberation Serif" w:hAnsi="Liberation Serif" w:eastAsia="Liberation Serif"/>
+          <w:b w:val="0"/>
+          <w:i w:val="0"/>
+          <w:color w:val="000000"/>
+          <w:sz w:val="22"/>
+        </w:rPr>
+        <w:t>[13]</w:t>
+        <w:tab/>
+      </w:r>
+      <w:r>
+        <w:rPr>
+          <w:rFonts w:ascii="Liberation Serif" w:hAnsi="Liberation Serif" w:eastAsia="Liberation Serif"/>
+          <w:b w:val="0"/>
+          <w:i w:val="0"/>
+          <w:color w:val="000000"/>
+          <w:sz w:val="22"/>
+        </w:rPr>
+        <w:t>OpenStreetMap Foundation, “Search,” Nominatim Documentation. Accessed: Oct. 27, 2026. [Online]. Available: https://nominatim.org/release-docs/latest/api/Search/</w:t>
+      </w:r>
+    </w:p>
+    <w:p>
+      <w:pPr>
+        <w:keepNext w:val="0"/>
+        <w:pageBreakBefore w:val="0"/>
+        <w:tabs>
+          <w:tab w:pos="567" w:val="left"/>
+        </w:tabs>
+        <w:spacing w:before="0" w:after="160" w:line="288" w:lineRule="auto"/>
+        <w:ind w:left="567" w:hanging="567"/>
+        <w:jc w:val="left"/>
+      </w:pPr>
+      <w:r>
+        <w:rPr>
+          <w:rFonts w:ascii="Liberation Serif" w:hAnsi="Liberation Serif" w:eastAsia="Liberation Serif"/>
+          <w:b w:val="0"/>
+          <w:i w:val="0"/>
+          <w:color w:val="000000"/>
+          <w:sz w:val="22"/>
+        </w:rPr>
+        <w:t>[14]</w:t>
+        <w:tab/>
+      </w:r>
+      <w:r>
+        <w:rPr>
+          <w:rFonts w:ascii="Liberation Serif" w:hAnsi="Liberation Serif" w:eastAsia="Liberation Serif"/>
+          <w:b w:val="0"/>
+          <w:i w:val="0"/>
+          <w:color w:val="000000"/>
+          <w:sz w:val="22"/>
+        </w:rPr>
+        <w:t xml:space="preserve">MapLibre Organization, </w:t>
+      </w:r>
+      <w:r>
+        <w:rPr>
+          <w:rFonts w:ascii="Liberation Serif" w:hAnsi="Liberation Serif" w:eastAsia="Liberation Serif"/>
+          <w:b w:val="0"/>
+          <w:i/>
+          <w:color w:val="000000"/>
+          <w:sz w:val="22"/>
+        </w:rPr>
+        <w:t>MapLibre GL JS</w:t>
+      </w:r>
+      <w:r>
+        <w:rPr>
+          <w:rFonts w:ascii="Liberation Serif" w:hAnsi="Liberation Serif" w:eastAsia="Liberation Serif"/>
+          <w:b w:val="0"/>
+          <w:i w:val="0"/>
+          <w:color w:val="000000"/>
+          <w:sz w:val="22"/>
+        </w:rPr>
+        <w:t>. (Version 6.16.0). Accessed: Oct. 27, 2026. [Online]. Available: https://maplibre.org/</w:t>
+      </w:r>
+    </w:p>
+    <w:p>
+      <w:pPr>
+        <w:keepNext w:val="0"/>
+        <w:pageBreakBefore w:val="0"/>
+        <w:tabs>
+          <w:tab w:pos="567" w:val="left"/>
+        </w:tabs>
+        <w:spacing w:before="0" w:after="160" w:line="288" w:lineRule="auto"/>
+        <w:ind w:left="567" w:hanging="567"/>
+        <w:jc w:val="left"/>
+      </w:pPr>
+      <w:r>
+        <w:rPr>
+          <w:rFonts w:ascii="Liberation Serif" w:hAnsi="Liberation Serif" w:eastAsia="Liberation Serif"/>
+          <w:b w:val="0"/>
+          <w:i w:val="0"/>
+          <w:color w:val="000000"/>
+          <w:sz w:val="22"/>
+        </w:rPr>
+        <w:t>[15]</w:t>
+        <w:tab/>
+      </w:r>
+      <w:r>
+        <w:rPr>
+          <w:rFonts w:ascii="Liberation Serif" w:hAnsi="Liberation Serif" w:eastAsia="Liberation Serif"/>
+          <w:b w:val="0"/>
+          <w:i w:val="0"/>
+          <w:color w:val="000000"/>
+          <w:sz w:val="22"/>
+        </w:rPr>
+        <w:t>“mapcn: Map components for shadcn/ui,” mapcn. Accessed: Oct. 27, 2026. [Online]. Available: https://mapcn.dev/</w:t>
+      </w:r>
+    </w:p>
+    <w:p>
+      <w:pPr>
+        <w:keepNext w:val="0"/>
+        <w:pageBreakBefore w:val="0"/>
+        <w:tabs>
+          <w:tab w:pos="567" w:val="left"/>
+        </w:tabs>
+        <w:spacing w:before="0" w:after="160" w:line="288" w:lineRule="auto"/>
+        <w:ind w:left="567" w:hanging="567"/>
+        <w:jc w:val="left"/>
+      </w:pPr>
+      <w:r>
+        <w:rPr>
+          <w:rFonts w:ascii="Liberation Serif" w:hAnsi="Liberation Serif" w:eastAsia="Liberation Serif"/>
+          <w:b w:val="0"/>
+          <w:i w:val="0"/>
+          <w:color w:val="000000"/>
+          <w:sz w:val="22"/>
+        </w:rPr>
+        <w:t>[16]</w:t>
+        <w:tab/>
+      </w:r>
+      <w:r>
+        <w:rPr>
+          <w:rFonts w:ascii="Liberation Serif" w:hAnsi="Liberation Serif" w:eastAsia="Liberation Serif"/>
+          <w:b w:val="0"/>
+          <w:i w:val="0"/>
+          <w:color w:val="000000"/>
+          <w:sz w:val="22"/>
+        </w:rPr>
+        <w:t xml:space="preserve">M. Holt, </w:t>
+      </w:r>
+      <w:r>
+        <w:rPr>
+          <w:rFonts w:ascii="Liberation Serif" w:hAnsi="Liberation Serif" w:eastAsia="Liberation Serif"/>
+          <w:b w:val="0"/>
+          <w:i/>
+          <w:color w:val="000000"/>
+          <w:sz w:val="22"/>
+        </w:rPr>
+        <w:t>Papa Parse</w:t>
+      </w:r>
+      <w:r>
+        <w:rPr>
+          <w:rFonts w:ascii="Liberation Serif" w:hAnsi="Liberation Serif" w:eastAsia="Liberation Serif"/>
+          <w:b w:val="0"/>
+          <w:i w:val="0"/>
+          <w:color w:val="000000"/>
+          <w:sz w:val="22"/>
+        </w:rPr>
+        <w:t>. (Version 5.7.0). Accessed: Oct. 27, 2026. [Online]. Available: https://www.papaparse.com/</w:t>
+      </w:r>
+    </w:p>
+    <w:p>
+      <w:pPr>
+        <w:keepNext w:val="0"/>
+        <w:pageBreakBefore w:val="0"/>
+        <w:tabs>
+          <w:tab w:pos="567" w:val="left"/>
+        </w:tabs>
+        <w:spacing w:before="0" w:after="160" w:line="288" w:lineRule="auto"/>
+        <w:ind w:left="567" w:hanging="567"/>
+        <w:jc w:val="left"/>
+      </w:pPr>
+      <w:r>
+        <w:rPr>
+          <w:rFonts w:ascii="Liberation Serif" w:hAnsi="Liberation Serif" w:eastAsia="Liberation Serif"/>
+          <w:b w:val="0"/>
+          <w:i w:val="0"/>
+          <w:color w:val="000000"/>
+          <w:sz w:val="22"/>
+        </w:rPr>
+        <w:t>[17]</w:t>
+        <w:tab/>
+      </w:r>
+      <w:r>
+        <w:rPr>
+          <w:rFonts w:ascii="Liberation Serif" w:hAnsi="Liberation Serif" w:eastAsia="Liberation Serif"/>
+          <w:b w:val="0"/>
+          <w:i w:val="0"/>
+          <w:color w:val="000000"/>
+          <w:sz w:val="22"/>
+        </w:rPr>
+        <w:t xml:space="preserve">Tailwind Labs, </w:t>
+      </w:r>
+      <w:r>
+        <w:rPr>
+          <w:rFonts w:ascii="Liberation Serif" w:hAnsi="Liberation Serif" w:eastAsia="Liberation Serif"/>
+          <w:b w:val="0"/>
+          <w:i/>
+          <w:color w:val="000000"/>
+          <w:sz w:val="22"/>
+        </w:rPr>
+        <w:t>Tailwind CSS</w:t>
+      </w:r>
+      <w:r>
+        <w:rPr>
+          <w:rFonts w:ascii="Liberation Serif" w:hAnsi="Liberation Serif" w:eastAsia="Liberation Serif"/>
+          <w:b w:val="0"/>
+          <w:i w:val="0"/>
+          <w:color w:val="000000"/>
+          <w:sz w:val="22"/>
+        </w:rPr>
+        <w:t>. (Version 4.3.3). Accessed: Oct. 27, 2026. [Online]. Available: https://tailwindcss.com/</w:t>
+      </w:r>
+    </w:p>
+    <w:p>
+      <w:pPr>
+        <w:keepNext w:val="0"/>
+        <w:pageBreakBefore w:val="0"/>
+        <w:tabs>
+          <w:tab w:pos="567" w:val="left"/>
+        </w:tabs>
+        <w:spacing w:before="0" w:after="160" w:line="288" w:lineRule="auto"/>
+        <w:ind w:left="567" w:hanging="567"/>
+        <w:jc w:val="left"/>
+      </w:pPr>
+      <w:r>
+        <w:rPr>
+          <w:rFonts w:ascii="Liberation Serif" w:hAnsi="Liberation Serif" w:eastAsia="Liberation Serif"/>
+          <w:b w:val="0"/>
+          <w:i w:val="0"/>
+          <w:color w:val="000000"/>
+          <w:sz w:val="22"/>
+        </w:rPr>
+        <w:t>[18]</w:t>
+        <w:tab/>
+      </w:r>
+      <w:r>
+        <w:rPr>
+          <w:rFonts w:ascii="Liberation Serif" w:hAnsi="Liberation Serif" w:eastAsia="Liberation Serif"/>
+          <w:b w:val="0"/>
+          <w:i w:val="0"/>
+          <w:color w:val="000000"/>
+          <w:sz w:val="22"/>
+        </w:rPr>
+        <w:t xml:space="preserve">shadcn, </w:t>
+      </w:r>
+      <w:r>
+        <w:rPr>
+          <w:rFonts w:ascii="Liberation Serif" w:hAnsi="Liberation Serif" w:eastAsia="Liberation Serif"/>
+          <w:b w:val="0"/>
+          <w:i/>
+          <w:color w:val="000000"/>
+          <w:sz w:val="22"/>
+        </w:rPr>
+        <w:t>shadcn/ui</w:t>
+      </w:r>
+      <w:r>
+        <w:rPr>
+          <w:rFonts w:ascii="Liberation Serif" w:hAnsi="Liberation Serif" w:eastAsia="Liberation Serif"/>
+          <w:b w:val="0"/>
+          <w:i w:val="0"/>
+          <w:color w:val="000000"/>
+          <w:sz w:val="22"/>
+        </w:rPr>
+        <w:t>. (2026). Accessed: Oct. 27, 2026. [Online]. Available: https://ui.shadcn.com/</w:t>
+      </w:r>
+    </w:p>
+    <w:p>
+      <w:pPr>
+        <w:keepNext w:val="0"/>
+        <w:pageBreakBefore w:val="0"/>
+        <w:tabs>
+          <w:tab w:pos="567" w:val="left"/>
+        </w:tabs>
+        <w:spacing w:before="0" w:after="160" w:line="288" w:lineRule="auto"/>
+        <w:ind w:left="567" w:hanging="567"/>
+        <w:jc w:val="left"/>
+      </w:pPr>
+      <w:r>
+        <w:rPr>
+          <w:rFonts w:ascii="Liberation Serif" w:hAnsi="Liberation Serif" w:eastAsia="Liberation Serif"/>
+          <w:b w:val="0"/>
+          <w:i w:val="0"/>
+          <w:color w:val="000000"/>
+          <w:sz w:val="22"/>
+        </w:rPr>
+        <w:t>[19]</w:t>
+        <w:tab/>
+      </w:r>
+      <w:r>
+        <w:rPr>
+          <w:rFonts w:ascii="Liberation Serif" w:hAnsi="Liberation Serif" w:eastAsia="Liberation Serif"/>
+          <w:b w:val="0"/>
+          <w:i w:val="0"/>
+          <w:color w:val="000000"/>
+          <w:sz w:val="22"/>
+        </w:rPr>
+        <w:t>CARTO, “Basemaps,” CARTO. Accessed: Oct. 27, 2026. [Online]. Available: https://carto.com/basemaps</w:t>
+      </w:r>
+    </w:p>
+    <w:p>
+      <w:pPr>
+        <w:keepNext w:val="0"/>
+        <w:pageBreakBefore w:val="0"/>
+        <w:tabs>
+          <w:tab w:pos="567" w:val="left"/>
+        </w:tabs>
+        <w:spacing w:before="0" w:after="160" w:line="288" w:lineRule="auto"/>
+        <w:ind w:left="567" w:hanging="567"/>
+        <w:jc w:val="left"/>
+      </w:pPr>
+      <w:r>
+        <w:rPr>
+          <w:rFonts w:ascii="Liberation Serif" w:hAnsi="Liberation Serif" w:eastAsia="Liberation Serif"/>
+          <w:b w:val="0"/>
+          <w:i w:val="0"/>
+          <w:color w:val="000000"/>
+          <w:sz w:val="22"/>
+        </w:rPr>
+        <w:t>[20]</w:t>
+        <w:tab/>
+      </w:r>
+      <w:r>
+        <w:rPr>
+          <w:rFonts w:ascii="Liberation Serif" w:hAnsi="Liberation Serif" w:eastAsia="Liberation Serif"/>
+          <w:b w:val="0"/>
+          <w:i w:val="0"/>
+          <w:color w:val="000000"/>
+          <w:sz w:val="22"/>
+        </w:rPr>
+        <w:t>OpenStreetMap contributors, “Copyright and license,” OpenStreetMap. Accessed: Oct. 27, 2026. [Online]. Available: https://www.openstreetmap.org/copyright</w:t>
+      </w:r>
+    </w:p>
+    <w:p>
+      <w:pPr>
+        <w:keepNext w:val="0"/>
+        <w:pageBreakBefore w:val="0"/>
+        <w:tabs>
+          <w:tab w:pos="567" w:val="left"/>
+        </w:tabs>
+        <w:spacing w:before="0" w:after="160" w:line="288" w:lineRule="auto"/>
+        <w:ind w:left="567" w:hanging="567"/>
+        <w:jc w:val="left"/>
+      </w:pPr>
+      <w:r>
+        <w:rPr>
+          <w:rFonts w:ascii="Liberation Serif" w:hAnsi="Liberation Serif" w:eastAsia="Liberation Serif"/>
+          <w:b w:val="0"/>
+          <w:i w:val="0"/>
+          <w:color w:val="000000"/>
+          <w:sz w:val="22"/>
+        </w:rPr>
+        <w:t>[21]</w:t>
+        <w:tab/>
+      </w:r>
+      <w:r>
+        <w:rPr>
+          <w:rFonts w:ascii="Liberation Serif" w:hAnsi="Liberation Serif" w:eastAsia="Liberation Serif"/>
+          <w:b w:val="0"/>
+          <w:i w:val="0"/>
+          <w:color w:val="000000"/>
+          <w:sz w:val="22"/>
+        </w:rPr>
+        <w:t xml:space="preserve">Recharts Group, </w:t>
+      </w:r>
+      <w:r>
+        <w:rPr>
+          <w:rFonts w:ascii="Liberation Serif" w:hAnsi="Liberation Serif" w:eastAsia="Liberation Serif"/>
+          <w:b w:val="0"/>
+          <w:i/>
+          <w:color w:val="000000"/>
+          <w:sz w:val="22"/>
+        </w:rPr>
+        <w:t>Recharts</w:t>
+      </w:r>
+      <w:r>
+        <w:rPr>
+          <w:rFonts w:ascii="Liberation Serif" w:hAnsi="Liberation Serif" w:eastAsia="Liberation Serif"/>
+          <w:b w:val="0"/>
+          <w:i w:val="0"/>
+          <w:color w:val="000000"/>
+          <w:sz w:val="22"/>
+        </w:rPr>
+        <w:t>. (Version 3.10.1). Accessed: Oct. 27, 2026. [Online]. Available: https://recharts.org/</w:t>
+      </w:r>
+    </w:p>
+    <w:p>
+      <w:pPr>
+        <w:keepNext w:val="0"/>
+        <w:pageBreakBefore w:val="0"/>
+        <w:tabs>
+          <w:tab w:pos="567" w:val="left"/>
+        </w:tabs>
+        <w:spacing w:before="0" w:after="160" w:line="288" w:lineRule="auto"/>
+        <w:ind w:left="567" w:hanging="567"/>
+        <w:jc w:val="left"/>
+      </w:pPr>
+      <w:r>
+        <w:rPr>
+          <w:rFonts w:ascii="Liberation Serif" w:hAnsi="Liberation Serif" w:eastAsia="Liberation Serif"/>
+          <w:b w:val="0"/>
+          <w:i w:val="0"/>
+          <w:color w:val="000000"/>
+          <w:sz w:val="22"/>
+        </w:rPr>
+        <w:t>[22]</w:t>
+        <w:tab/>
+      </w:r>
+      <w:r>
+        <w:rPr>
+          <w:rFonts w:ascii="Liberation Serif" w:hAnsi="Liberation Serif" w:eastAsia="Liberation Serif"/>
+          <w:b w:val="0"/>
+          <w:i w:val="0"/>
+          <w:color w:val="000000"/>
+          <w:sz w:val="22"/>
+        </w:rPr>
+        <w:t xml:space="preserve">tldraw Inc., </w:t>
+      </w:r>
+      <w:r>
+        <w:rPr>
+          <w:rFonts w:ascii="Liberation Serif" w:hAnsi="Liberation Serif" w:eastAsia="Liberation Serif"/>
+          <w:b w:val="0"/>
+          <w:i/>
+          <w:color w:val="000000"/>
+          <w:sz w:val="22"/>
+        </w:rPr>
+        <w:t>tldraw</w:t>
+      </w:r>
+      <w:r>
+        <w:rPr>
+          <w:rFonts w:ascii="Liberation Serif" w:hAnsi="Liberation Serif" w:eastAsia="Liberation Serif"/>
+          <w:b w:val="0"/>
+          <w:i w:val="0"/>
+          <w:color w:val="000000"/>
+          <w:sz w:val="22"/>
+        </w:rPr>
+        <w:t>. (Version 3.15.6). Accessed: Oct. 27, 2026. [Online]. Available: https://tldraw.dev/</w:t>
       </w:r>
     </w:p>
     <w:sectPr>

--- a/report/City_Problems_Report.docx
+++ b/report/City_Problems_Report.docx
@@ -1123,7 +1123,7 @@
           <w:color w:val="000000"/>
           <w:sz w:val="24"/>
         </w:rPr>
-        <w:t>City Problems is a Big Data Analysis (BDA) mini-project that turns this public data into a map-based application for the people who pay for these services: Mumbai’s residents and taxpayers. A resident picks an area by searching, using their location, tapping the map or choosing a ward. The app then shows open problems nearby, how quickly BMC fixes problems in that ward compared with the rest of the city, and what neighbours have reported. Residents can report a new problem by placing a pin on the map. An analyst view, the Data Explorer, keeps the group-by and aggregation workbench of the first version and shows the equivalent PostgreSQL query for every result. The project follows the department’s BDA mini-project guidelines [1].</w:t>
+        <w:t>City Problems is a Big Data Analysis (BDA) mini-project that turns this public data into a map-based application for the people who pay for these services: Mumbai’s residents and taxpayers. A resident picks an area by searching, using their location, tapping the map or choosing a ward. The app then shows open problems nearby, how quickly BMC fixes problems in that ward compared with the rest of the city, and what neighbours have reported. Residents can report a new problem by placing a pin on the map. An analyst view, the Data Explorer, keeps the group-by and aggregation workbench of the first version and shows the equivalent PostgreSQL query for every result.</w:t>
       </w:r>
     </w:p>
     <w:p>
@@ -1415,7 +1415,7 @@
           <w:color w:val="000000"/>
           <w:sz w:val="24"/>
         </w:rPr>
-        <w:t>The data comes from the public MARG ArcGIS REST service of BMC [2], the same service used by BMC’s own Pothole QuickFix dashboard [3]. Three layers are used:</w:t>
+        <w:t>The data comes from the public MARG ArcGIS REST service of BMC [1], the same service used by BMC’s own Pothole QuickFix dashboard [2]. Three layers are used:</w:t>
       </w:r>
     </w:p>
     <w:p>
@@ -1517,7 +1517,7 @@
           <w:color w:val="000000"/>
           <w:sz w:val="24"/>
         </w:rPr>
-        <w:t>Licence note: BMC states no explicit open-data licence on this service. It is public, unauthenticated government data and is used here only for non-commercial academic purposes with attribution to BMC/MCGM. Only non-personal fields were downloaded (no phone numbers, free-text descriptions, officer or contractor names, or photos). Other candidate datasets were reviewed and not used: the Kaggle “1.2M Complaints BMC” set is documented as synthetic, Praja Foundation’s 2026 civic report [4] publishes city-level totals in PDF form rather than individual complaints, and OpenCity’s grievance data covers Bengaluru.</w:t>
+        <w:t>Licence note: BMC states no explicit open-data licence on this service. It is public, unauthenticated government data and is used here only for non-commercial academic purposes with attribution to BMC/MCGM. Only non-personal fields were downloaded (no phone numbers, free-text descriptions, officer or contractor names, or photos). Other candidate datasets were reviewed and not used: the Kaggle “1.2M Complaints BMC” set is documented as synthetic, Praja Foundation’s 2026 civic report [3] publishes city-level totals in PDF form rather than individual complaints, and OpenCity’s grievance data covers Bengaluru.</w:t>
       </w:r>
     </w:p>
     <w:p>
@@ -1553,7 +1553,7 @@
           <w:color w:val="000000"/>
           <w:sz w:val="24"/>
         </w:rPr>
-        <w:t>The pipeline is written in Python with pandas [5] and Shapely [6]; the EDA charts use Matplotlib [7]. Figure 1 shows the pipeline. The main decisions, each backed by the exploratory analysis in data/eda/EDA.md, are:</w:t>
+        <w:t>The pipeline is written in Python with pandas and Shapely; the EDA charts use Matplotlib. Figure 1 shows the pipeline. The main decisions, each backed by the exploratory analysis in data/eda/EDA.md, are:</w:t>
       </w:r>
     </w:p>
     <w:p>
@@ -1863,7 +1863,7 @@
           <w:color w:val="000000"/>
           <w:sz w:val="24"/>
         </w:rPr>
-        <w:t>The web application is a React [8] single-page app built with Vite [9] and deployed on Vercel [10] with web/ as the project root (Figure 2). BMC complaints are served as a static CSV from the CDN and analysed in the browser, which keeps the map fast without a database round trip. Resident reports go through Vercel functions in web/api/ to a Neon PostgreSQL database [11], which also holds the full unified dataset for SQL analysis. During local development the same functions run inside the Vite dev server against an embedded PGlite database [12], and without a database the app saves reports on the visitor’s device and says so.</w:t>
+        <w:t>The web application is a React single-page app built with Vite and deployed on Vercel with web/ as the project root (Figure 2). BMC complaints are served as a static CSV from the CDN and analysed in the browser, which keeps the map fast without a database round trip. Resident reports go through Vercel functions in web/api/ to a Neon PostgreSQL database, which also holds the full unified dataset for SQL analysis. During local development the same functions run inside the Vite dev server against an embedded PGlite database, and without a database the app saves reports on the visitor’s device and says so.</w:t>
       </w:r>
     </w:p>
     <w:p>
@@ -2065,7 +2065,7 @@
           <w:color w:val="000000"/>
           <w:sz w:val="24"/>
         </w:rPr>
-        <w:t>My Area: place search through Nominatim [13], location, ward picker, ward statistics with rank and city comparison, and the list of problems within 250 m, 500 m or 1 km.</w:t>
+        <w:t>My Area: place search through Nominatim, location, ward picker, ward statistics with rank and city comparison, and the list of problems within 250 m, 500 m or 1 km.</w:t>
       </w:r>
     </w:p>
     <w:p>
@@ -2177,7 +2177,7 @@
           <w:color w:val="000000"/>
           <w:sz w:val="24"/>
         </w:rPr>
-        <w:t>MapLibre GL map [14] (mapcn component [15]) with GPU clustering of complaints, resident-report markers, ward outlines and the choropleth.</w:t>
+        <w:t>MapLibre GL map (mapcn component) with GPU clustering of complaints, resident-report markers, ward outlines and the choropleth.</w:t>
       </w:r>
     </w:p>
     <w:p>
@@ -2905,7 +2905,7 @@
           <w:color w:val="000000"/>
           <w:sz w:val="24"/>
         </w:rPr>
-        <w:t>The browser fetches the compact CSV once and parses it with Papa Parse [16].</w:t>
+        <w:t>The browser fetches the compact CSV once and parses it with Papa Parse.</w:t>
       </w:r>
     </w:p>
     <w:tbl>
@@ -5551,7 +5551,7 @@
           <w:color w:val="000000"/>
           <w:sz w:val="24"/>
         </w:rPr>
-        <w:t>Single-page application, typed data models and the production build [8], [9].</w:t>
+        <w:t>Single-page application, typed data models and the production build.</w:t>
       </w:r>
     </w:p>
     <w:p>
@@ -5587,7 +5587,7 @@
           <w:color w:val="000000"/>
           <w:sz w:val="24"/>
         </w:rPr>
-        <w:t>Styling and accessible interface components: buttons, selects, toggles, drawers, popovers and tables [17], [18].</w:t>
+        <w:t>Styling and accessible interface components: buttons, selects, toggles, drawers, popovers and tables.</w:t>
       </w:r>
     </w:p>
     <w:p>
@@ -5623,7 +5623,7 @@
           <w:color w:val="000000"/>
           <w:sz w:val="24"/>
         </w:rPr>
-        <w:t>Vector map rendering, GPU clustering of 97,000 points, ward outlines and choropleths [14], [15], [19]. Map data © OpenStreetMap contributors [20].</w:t>
+        <w:t>Vector map rendering, GPU clustering of 97,000 points, ward outlines and choropleths. Map data © OpenStreetMap contributors.</w:t>
       </w:r>
     </w:p>
     <w:p>
@@ -5659,7 +5659,7 @@
           <w:color w:val="000000"/>
           <w:sz w:val="24"/>
         </w:rPr>
-        <w:t>Bar, stacked bar and line charts in the Data Explorer [21].</w:t>
+        <w:t>Bar, stacked bar and line charts in the Data Explorer.</w:t>
       </w:r>
     </w:p>
     <w:p>
@@ -5695,7 +5695,7 @@
           <w:color w:val="000000"/>
           <w:sz w:val="24"/>
         </w:rPr>
-        <w:t>CSV parsing in the browser [16].</w:t>
+        <w:t>CSV parsing in the browser.</w:t>
       </w:r>
     </w:p>
     <w:p>
@@ -5731,7 +5731,7 @@
           <w:color w:val="000000"/>
           <w:sz w:val="24"/>
         </w:rPr>
-        <w:t>Place search limited to Mumbai [13].</w:t>
+        <w:t>Place search limited to Mumbai.</w:t>
       </w:r>
     </w:p>
     <w:p>
@@ -5767,7 +5767,7 @@
           <w:color w:val="000000"/>
           <w:sz w:val="24"/>
         </w:rPr>
-        <w:t>API for resident reports and the database that stores the unified dataset and reports (@neondatabase/serverless driver) [10], [11].</w:t>
+        <w:t>API for resident reports and the database that stores the unified dataset and reports (@neondatabase/serverless driver).</w:t>
       </w:r>
     </w:p>
     <w:p>
@@ -5803,7 +5803,7 @@
           <w:color w:val="000000"/>
           <w:sz w:val="24"/>
         </w:rPr>
-        <w:t>Embedded PostgreSQL used by the local development server and for testing the database seed [12].</w:t>
+        <w:t>Embedded PostgreSQL used by the local development server and for testing the database seed.</w:t>
       </w:r>
     </w:p>
     <w:p>
@@ -5839,7 +5839,7 @@
           <w:color w:val="000000"/>
           <w:sz w:val="24"/>
         </w:rPr>
-        <w:t>Data acquisition, cleaning, joining, point-in-polygon ward assignment and EDA charts [5], [6], [7].</w:t>
+        <w:t>Data acquisition, cleaning, joining, point-in-polygon ward assignment and EDA charts.</w:t>
       </w:r>
     </w:p>
     <w:p>
@@ -5875,7 +5875,7 @@
           <w:color w:val="000000"/>
           <w:sz w:val="24"/>
         </w:rPr>
-        <w:t>Source of complaint records, pothole records and ward boundaries [2].</w:t>
+        <w:t>Source of complaint records, pothole records and ward boundaries [1].</w:t>
       </w:r>
     </w:p>
     <w:p>
@@ -5911,7 +5911,7 @@
           <w:color w:val="000000"/>
           <w:sz w:val="24"/>
         </w:rPr>
-        <w:t>Architecture, pipeline, schema and flow diagrams in this report [22].</w:t>
+        <w:t>Architecture, pipeline, schema and flow diagrams in this report.</w:t>
       </w:r>
     </w:p>
     <w:p>
@@ -8028,7 +8028,7 @@
           <w:color w:val="000000"/>
           <w:sz w:val="22"/>
         </w:rPr>
-        <w:t>Dept. Comput. Eng., Shree L. R. Tiwari Coll. Eng., Mira Road, Thane, India, “BDA mini project guidelines,” unpublished.</w:t>
+        <w:t>Brihanmumbai Municipal Corporation, “MARG_Application_Prod (MapServer): layers 0 COMPLAINTS_REGISTRATION, 16 POTHOLE_REGISTRATION and 2 Ward_Boundary,” MARG ArcGIS REST Services Directory, 2026. Accessed: Oct. 11, 2026. [Online]. Available: https://marg.mcgm.gov.in/server/rest/services/MARG_APP/MARG_Application_Prod/MapServer</w:t>
       </w:r>
     </w:p>
     <w:p>
@@ -8061,7 +8061,7 @@
           <w:color w:val="000000"/>
           <w:sz w:val="22"/>
         </w:rPr>
-        <w:t>Brihanmumbai Municipal Corporation, “MARG_Application_Prod (MapServer): layers 0 COMPLAINTS_REGISTRATION, 16 POTHOLE_REGISTRATION and 2 Ward_Boundary,” MARG ArcGIS REST Services Directory, 2026. Accessed: Oct. 11, 2026. [Online]. Available: https://marg.mcgm.gov.in/server/rest/services/MARG_APP/MARG_Application_Prod/MapServer</w:t>
+        <w:t>Brihanmumbai Municipal Corporation, “Pothole QuickFix dashboard,” BMC MARG. Accessed: Oct. 11, 2026. [Online]. Available: https://marg.mcgm.gov.in/BMC_C_Pothole_Dashboard/</w:t>
       </w:r>
     </w:p>
     <w:p>
@@ -8094,874 +8094,7 @@
           <w:color w:val="000000"/>
           <w:sz w:val="22"/>
         </w:rPr>
-        <w:t>Brihanmumbai Municipal Corporation, “Pothole QuickFix dashboard,” BMC MARG. Accessed: Oct. 11, 2026. [Online]. Available: https://marg.mcgm.gov.in/BMC_C_Pothole_Dashboard/</w:t>
-      </w:r>
-    </w:p>
-    <w:p>
-      <w:pPr>
-        <w:keepNext w:val="0"/>
-        <w:pageBreakBefore w:val="0"/>
-        <w:tabs>
-          <w:tab w:pos="567" w:val="left"/>
-        </w:tabs>
-        <w:spacing w:before="0" w:after="160" w:line="288" w:lineRule="auto"/>
-        <w:ind w:left="567" w:hanging="567"/>
-        <w:jc w:val="left"/>
-      </w:pPr>
-      <w:r>
-        <w:rPr>
-          <w:rFonts w:ascii="Liberation Serif" w:hAnsi="Liberation Serif" w:eastAsia="Liberation Serif"/>
-          <w:b w:val="0"/>
-          <w:i w:val="0"/>
-          <w:color w:val="000000"/>
-          <w:sz w:val="22"/>
-        </w:rPr>
-        <w:t>[4]</w:t>
-        <w:tab/>
-      </w:r>
-      <w:r>
-        <w:rPr>
-          <w:rFonts w:ascii="Liberation Serif" w:hAnsi="Liberation Serif" w:eastAsia="Liberation Serif"/>
-          <w:b w:val="0"/>
-          <w:i w:val="0"/>
-          <w:color w:val="000000"/>
-          <w:sz w:val="22"/>
-        </w:rPr>
         <w:t>Praja Foundation, “Report on the status of civic services, environmental and climate issues in Mumbai 2026,” Praja Found., Mumbai, India, 2026. [Online]. Available: https://praja.org/praja_docs/praja_downloads/Report%20on%20the%20Status%20of%20Civic%20Services,%20Environmental%20and%20Climate%20Issues%20in%20Mumbai%202026.pdf</w:t>
-      </w:r>
-    </w:p>
-    <w:p>
-      <w:pPr>
-        <w:keepNext w:val="0"/>
-        <w:pageBreakBefore w:val="0"/>
-        <w:tabs>
-          <w:tab w:pos="567" w:val="left"/>
-        </w:tabs>
-        <w:spacing w:before="0" w:after="160" w:line="288" w:lineRule="auto"/>
-        <w:ind w:left="567" w:hanging="567"/>
-        <w:jc w:val="left"/>
-      </w:pPr>
-      <w:r>
-        <w:rPr>
-          <w:rFonts w:ascii="Liberation Serif" w:hAnsi="Liberation Serif" w:eastAsia="Liberation Serif"/>
-          <w:b w:val="0"/>
-          <w:i w:val="0"/>
-          <w:color w:val="000000"/>
-          <w:sz w:val="22"/>
-        </w:rPr>
-        <w:t>[5]</w:t>
-        <w:tab/>
-      </w:r>
-      <w:r>
-        <w:rPr>
-          <w:rFonts w:ascii="Liberation Serif" w:hAnsi="Liberation Serif" w:eastAsia="Liberation Serif"/>
-          <w:b w:val="0"/>
-          <w:i w:val="0"/>
-          <w:color w:val="000000"/>
-          <w:sz w:val="22"/>
-        </w:rPr>
-        <w:t xml:space="preserve">W. McKinney, “Data structures for statistical computing in Python,” in </w:t>
-      </w:r>
-      <w:r>
-        <w:rPr>
-          <w:rFonts w:ascii="Liberation Serif" w:hAnsi="Liberation Serif" w:eastAsia="Liberation Serif"/>
-          <w:b w:val="0"/>
-          <w:i/>
-          <w:color w:val="000000"/>
-          <w:sz w:val="22"/>
-        </w:rPr>
-        <w:t>Proc. 9th Python Sci. Conf. (SciPy)</w:t>
-      </w:r>
-      <w:r>
-        <w:rPr>
-          <w:rFonts w:ascii="Liberation Serif" w:hAnsi="Liberation Serif" w:eastAsia="Liberation Serif"/>
-          <w:b w:val="0"/>
-          <w:i w:val="0"/>
-          <w:color w:val="000000"/>
-          <w:sz w:val="22"/>
-        </w:rPr>
-        <w:t>, Austin, TX, USA, 2010, pp. 56–61, doi: 10.25080/Majora-92bf1922-00a.</w:t>
-      </w:r>
-    </w:p>
-    <w:p>
-      <w:pPr>
-        <w:keepNext w:val="0"/>
-        <w:pageBreakBefore w:val="0"/>
-        <w:tabs>
-          <w:tab w:pos="567" w:val="left"/>
-        </w:tabs>
-        <w:spacing w:before="0" w:after="160" w:line="288" w:lineRule="auto"/>
-        <w:ind w:left="567" w:hanging="567"/>
-        <w:jc w:val="left"/>
-      </w:pPr>
-      <w:r>
-        <w:rPr>
-          <w:rFonts w:ascii="Liberation Serif" w:hAnsi="Liberation Serif" w:eastAsia="Liberation Serif"/>
-          <w:b w:val="0"/>
-          <w:i w:val="0"/>
-          <w:color w:val="000000"/>
-          <w:sz w:val="22"/>
-        </w:rPr>
-        <w:t>[6]</w:t>
-        <w:tab/>
-      </w:r>
-      <w:r>
-        <w:rPr>
-          <w:rFonts w:ascii="Liberation Serif" w:hAnsi="Liberation Serif" w:eastAsia="Liberation Serif"/>
-          <w:b w:val="0"/>
-          <w:i w:val="0"/>
-          <w:color w:val="000000"/>
-          <w:sz w:val="22"/>
-        </w:rPr>
-        <w:t xml:space="preserve">S. Gillies et al., </w:t>
-      </w:r>
-      <w:r>
-        <w:rPr>
-          <w:rFonts w:ascii="Liberation Serif" w:hAnsi="Liberation Serif" w:eastAsia="Liberation Serif"/>
-          <w:b w:val="0"/>
-          <w:i/>
-          <w:color w:val="000000"/>
-          <w:sz w:val="22"/>
-        </w:rPr>
-        <w:t>Shapely</w:t>
-      </w:r>
-      <w:r>
-        <w:rPr>
-          <w:rFonts w:ascii="Liberation Serif" w:hAnsi="Liberation Serif" w:eastAsia="Liberation Serif"/>
-          <w:b w:val="0"/>
-          <w:i w:val="0"/>
-          <w:color w:val="000000"/>
-          <w:sz w:val="22"/>
-        </w:rPr>
-        <w:t>. (Version 2.2.0). Accessed: Oct. 27, 2026. [Online]. Available: https://shapely.readthedocs.io/</w:t>
-      </w:r>
-    </w:p>
-    <w:p>
-      <w:pPr>
-        <w:keepNext w:val="0"/>
-        <w:pageBreakBefore w:val="0"/>
-        <w:tabs>
-          <w:tab w:pos="567" w:val="left"/>
-        </w:tabs>
-        <w:spacing w:before="0" w:after="160" w:line="288" w:lineRule="auto"/>
-        <w:ind w:left="567" w:hanging="567"/>
-        <w:jc w:val="left"/>
-      </w:pPr>
-      <w:r>
-        <w:rPr>
-          <w:rFonts w:ascii="Liberation Serif" w:hAnsi="Liberation Serif" w:eastAsia="Liberation Serif"/>
-          <w:b w:val="0"/>
-          <w:i w:val="0"/>
-          <w:color w:val="000000"/>
-          <w:sz w:val="22"/>
-        </w:rPr>
-        <w:t>[7]</w:t>
-        <w:tab/>
-      </w:r>
-      <w:r>
-        <w:rPr>
-          <w:rFonts w:ascii="Liberation Serif" w:hAnsi="Liberation Serif" w:eastAsia="Liberation Serif"/>
-          <w:b w:val="0"/>
-          <w:i w:val="0"/>
-          <w:color w:val="000000"/>
-          <w:sz w:val="22"/>
-        </w:rPr>
-        <w:t xml:space="preserve">J. D. Hunter, “Matplotlib: A 2D graphics environment,” </w:t>
-      </w:r>
-      <w:r>
-        <w:rPr>
-          <w:rFonts w:ascii="Liberation Serif" w:hAnsi="Liberation Serif" w:eastAsia="Liberation Serif"/>
-          <w:b w:val="0"/>
-          <w:i/>
-          <w:color w:val="000000"/>
-          <w:sz w:val="22"/>
-        </w:rPr>
-        <w:t>Comput. Sci. Eng.</w:t>
-      </w:r>
-      <w:r>
-        <w:rPr>
-          <w:rFonts w:ascii="Liberation Serif" w:hAnsi="Liberation Serif" w:eastAsia="Liberation Serif"/>
-          <w:b w:val="0"/>
-          <w:i w:val="0"/>
-          <w:color w:val="000000"/>
-          <w:sz w:val="22"/>
-        </w:rPr>
-        <w:t>, vol. 9, no. 3, pp. 90–95, May/Jun. 2007, doi: 10.1109/MCSE.2007.55.</w:t>
-      </w:r>
-    </w:p>
-    <w:p>
-      <w:pPr>
-        <w:keepNext w:val="0"/>
-        <w:pageBreakBefore w:val="0"/>
-        <w:tabs>
-          <w:tab w:pos="567" w:val="left"/>
-        </w:tabs>
-        <w:spacing w:before="0" w:after="160" w:line="288" w:lineRule="auto"/>
-        <w:ind w:left="567" w:hanging="567"/>
-        <w:jc w:val="left"/>
-      </w:pPr>
-      <w:r>
-        <w:rPr>
-          <w:rFonts w:ascii="Liberation Serif" w:hAnsi="Liberation Serif" w:eastAsia="Liberation Serif"/>
-          <w:b w:val="0"/>
-          <w:i w:val="0"/>
-          <w:color w:val="000000"/>
-          <w:sz w:val="22"/>
-        </w:rPr>
-        <w:t>[8]</w:t>
-        <w:tab/>
-      </w:r>
-      <w:r>
-        <w:rPr>
-          <w:rFonts w:ascii="Liberation Serif" w:hAnsi="Liberation Serif" w:eastAsia="Liberation Serif"/>
-          <w:b w:val="0"/>
-          <w:i w:val="0"/>
-          <w:color w:val="000000"/>
-          <w:sz w:val="22"/>
-        </w:rPr>
-        <w:t xml:space="preserve">Meta Open Source, </w:t>
-      </w:r>
-      <w:r>
-        <w:rPr>
-          <w:rFonts w:ascii="Liberation Serif" w:hAnsi="Liberation Serif" w:eastAsia="Liberation Serif"/>
-          <w:b w:val="0"/>
-          <w:i/>
-          <w:color w:val="000000"/>
-          <w:sz w:val="22"/>
-        </w:rPr>
-        <w:t>React</w:t>
-      </w:r>
-      <w:r>
-        <w:rPr>
-          <w:rFonts w:ascii="Liberation Serif" w:hAnsi="Liberation Serif" w:eastAsia="Liberation Serif"/>
-          <w:b w:val="0"/>
-          <w:i w:val="0"/>
-          <w:color w:val="000000"/>
-          <w:sz w:val="22"/>
-        </w:rPr>
-        <w:t>. (Version 19.3.1). Accessed: Oct. 27, 2026. [Online]. Available: https://react.dev/</w:t>
-      </w:r>
-    </w:p>
-    <w:p>
-      <w:pPr>
-        <w:keepNext w:val="0"/>
-        <w:pageBreakBefore w:val="0"/>
-        <w:tabs>
-          <w:tab w:pos="567" w:val="left"/>
-        </w:tabs>
-        <w:spacing w:before="0" w:after="160" w:line="288" w:lineRule="auto"/>
-        <w:ind w:left="567" w:hanging="567"/>
-        <w:jc w:val="left"/>
-      </w:pPr>
-      <w:r>
-        <w:rPr>
-          <w:rFonts w:ascii="Liberation Serif" w:hAnsi="Liberation Serif" w:eastAsia="Liberation Serif"/>
-          <w:b w:val="0"/>
-          <w:i w:val="0"/>
-          <w:color w:val="000000"/>
-          <w:sz w:val="22"/>
-        </w:rPr>
-        <w:t>[9]</w:t>
-        <w:tab/>
-      </w:r>
-      <w:r>
-        <w:rPr>
-          <w:rFonts w:ascii="Liberation Serif" w:hAnsi="Liberation Serif" w:eastAsia="Liberation Serif"/>
-          <w:b w:val="0"/>
-          <w:i w:val="0"/>
-          <w:color w:val="000000"/>
-          <w:sz w:val="22"/>
-        </w:rPr>
-        <w:t xml:space="preserve">Vite Team, </w:t>
-      </w:r>
-      <w:r>
-        <w:rPr>
-          <w:rFonts w:ascii="Liberation Serif" w:hAnsi="Liberation Serif" w:eastAsia="Liberation Serif"/>
-          <w:b w:val="0"/>
-          <w:i/>
-          <w:color w:val="000000"/>
-          <w:sz w:val="22"/>
-        </w:rPr>
-        <w:t>Vite</w:t>
-      </w:r>
-      <w:r>
-        <w:rPr>
-          <w:rFonts w:ascii="Liberation Serif" w:hAnsi="Liberation Serif" w:eastAsia="Liberation Serif"/>
-          <w:b w:val="0"/>
-          <w:i w:val="0"/>
-          <w:color w:val="000000"/>
-          <w:sz w:val="22"/>
-        </w:rPr>
-        <w:t>. (Version 8.3.5). Accessed: Oct. 27, 2026. [Online]. Available: https://vite.dev/</w:t>
-      </w:r>
-    </w:p>
-    <w:p>
-      <w:pPr>
-        <w:keepNext w:val="0"/>
-        <w:pageBreakBefore w:val="0"/>
-        <w:tabs>
-          <w:tab w:pos="567" w:val="left"/>
-        </w:tabs>
-        <w:spacing w:before="0" w:after="160" w:line="288" w:lineRule="auto"/>
-        <w:ind w:left="567" w:hanging="567"/>
-        <w:jc w:val="left"/>
-      </w:pPr>
-      <w:r>
-        <w:rPr>
-          <w:rFonts w:ascii="Liberation Serif" w:hAnsi="Liberation Serif" w:eastAsia="Liberation Serif"/>
-          <w:b w:val="0"/>
-          <w:i w:val="0"/>
-          <w:color w:val="000000"/>
-          <w:sz w:val="22"/>
-        </w:rPr>
-        <w:t>[10]</w:t>
-        <w:tab/>
-      </w:r>
-      <w:r>
-        <w:rPr>
-          <w:rFonts w:ascii="Liberation Serif" w:hAnsi="Liberation Serif" w:eastAsia="Liberation Serif"/>
-          <w:b w:val="0"/>
-          <w:i w:val="0"/>
-          <w:color w:val="000000"/>
-          <w:sz w:val="22"/>
-        </w:rPr>
-        <w:t>Vercel Inc., “Vercel Functions,” Vercel Documentation. Accessed: Oct. 27, 2026. [Online]. Available: https://vercel.com/docs/functions</w:t>
-      </w:r>
-    </w:p>
-    <w:p>
-      <w:pPr>
-        <w:keepNext w:val="0"/>
-        <w:pageBreakBefore w:val="0"/>
-        <w:tabs>
-          <w:tab w:pos="567" w:val="left"/>
-        </w:tabs>
-        <w:spacing w:before="0" w:after="160" w:line="288" w:lineRule="auto"/>
-        <w:ind w:left="567" w:hanging="567"/>
-        <w:jc w:val="left"/>
-      </w:pPr>
-      <w:r>
-        <w:rPr>
-          <w:rFonts w:ascii="Liberation Serif" w:hAnsi="Liberation Serif" w:eastAsia="Liberation Serif"/>
-          <w:b w:val="0"/>
-          <w:i w:val="0"/>
-          <w:color w:val="000000"/>
-          <w:sz w:val="22"/>
-        </w:rPr>
-        <w:t>[11]</w:t>
-        <w:tab/>
-      </w:r>
-      <w:r>
-        <w:rPr>
-          <w:rFonts w:ascii="Liberation Serif" w:hAnsi="Liberation Serif" w:eastAsia="Liberation Serif"/>
-          <w:b w:val="0"/>
-          <w:i w:val="0"/>
-          <w:color w:val="000000"/>
-          <w:sz w:val="22"/>
-        </w:rPr>
-        <w:t>Neon, “Neon serverless driver,” Neon Documentation. Accessed: Oct. 27, 2026. [Online]. Available: https://neon.com/docs/serverless/serverless-driver</w:t>
-      </w:r>
-    </w:p>
-    <w:p>
-      <w:pPr>
-        <w:keepNext w:val="0"/>
-        <w:pageBreakBefore w:val="0"/>
-        <w:tabs>
-          <w:tab w:pos="567" w:val="left"/>
-        </w:tabs>
-        <w:spacing w:before="0" w:after="160" w:line="288" w:lineRule="auto"/>
-        <w:ind w:left="567" w:hanging="567"/>
-        <w:jc w:val="left"/>
-      </w:pPr>
-      <w:r>
-        <w:rPr>
-          <w:rFonts w:ascii="Liberation Serif" w:hAnsi="Liberation Serif" w:eastAsia="Liberation Serif"/>
-          <w:b w:val="0"/>
-          <w:i w:val="0"/>
-          <w:color w:val="000000"/>
-          <w:sz w:val="22"/>
-        </w:rPr>
-        <w:t>[12]</w:t>
-        <w:tab/>
-      </w:r>
-      <w:r>
-        <w:rPr>
-          <w:rFonts w:ascii="Liberation Serif" w:hAnsi="Liberation Serif" w:eastAsia="Liberation Serif"/>
-          <w:b w:val="0"/>
-          <w:i w:val="0"/>
-          <w:color w:val="000000"/>
-          <w:sz w:val="22"/>
-        </w:rPr>
-        <w:t xml:space="preserve">ElectricSQL, </w:t>
-      </w:r>
-      <w:r>
-        <w:rPr>
-          <w:rFonts w:ascii="Liberation Serif" w:hAnsi="Liberation Serif" w:eastAsia="Liberation Serif"/>
-          <w:b w:val="0"/>
-          <w:i/>
-          <w:color w:val="000000"/>
-          <w:sz w:val="22"/>
-        </w:rPr>
-        <w:t>PGlite</w:t>
-      </w:r>
-      <w:r>
-        <w:rPr>
-          <w:rFonts w:ascii="Liberation Serif" w:hAnsi="Liberation Serif" w:eastAsia="Liberation Serif"/>
-          <w:b w:val="0"/>
-          <w:i w:val="0"/>
-          <w:color w:val="000000"/>
-          <w:sz w:val="22"/>
-        </w:rPr>
-        <w:t>. (Version 0.5.12). Accessed: Oct. 27, 2026. [Online]. Available: https://pglite.dev/</w:t>
-      </w:r>
-    </w:p>
-    <w:p>
-      <w:pPr>
-        <w:keepNext w:val="0"/>
-        <w:pageBreakBefore w:val="0"/>
-        <w:tabs>
-          <w:tab w:pos="567" w:val="left"/>
-        </w:tabs>
-        <w:spacing w:before="0" w:after="160" w:line="288" w:lineRule="auto"/>
-        <w:ind w:left="567" w:hanging="567"/>
-        <w:jc w:val="left"/>
-      </w:pPr>
-      <w:r>
-        <w:rPr>
-          <w:rFonts w:ascii="Liberation Serif" w:hAnsi="Liberation Serif" w:eastAsia="Liberation Serif"/>
-          <w:b w:val="0"/>
-          <w:i w:val="0"/>
-          <w:color w:val="000000"/>
-          <w:sz w:val="22"/>
-        </w:rPr>
-        <w:t>[13]</w:t>
-        <w:tab/>
-      </w:r>
-      <w:r>
-        <w:rPr>
-          <w:rFonts w:ascii="Liberation Serif" w:hAnsi="Liberation Serif" w:eastAsia="Liberation Serif"/>
-          <w:b w:val="0"/>
-          <w:i w:val="0"/>
-          <w:color w:val="000000"/>
-          <w:sz w:val="22"/>
-        </w:rPr>
-        <w:t>OpenStreetMap Foundation, “Search,” Nominatim Documentation. Accessed: Oct. 27, 2026. [Online]. Available: https://nominatim.org/release-docs/latest/api/Search/</w:t>
-      </w:r>
-    </w:p>
-    <w:p>
-      <w:pPr>
-        <w:keepNext w:val="0"/>
-        <w:pageBreakBefore w:val="0"/>
-        <w:tabs>
-          <w:tab w:pos="567" w:val="left"/>
-        </w:tabs>
-        <w:spacing w:before="0" w:after="160" w:line="288" w:lineRule="auto"/>
-        <w:ind w:left="567" w:hanging="567"/>
-        <w:jc w:val="left"/>
-      </w:pPr>
-      <w:r>
-        <w:rPr>
-          <w:rFonts w:ascii="Liberation Serif" w:hAnsi="Liberation Serif" w:eastAsia="Liberation Serif"/>
-          <w:b w:val="0"/>
-          <w:i w:val="0"/>
-          <w:color w:val="000000"/>
-          <w:sz w:val="22"/>
-        </w:rPr>
-        <w:t>[14]</w:t>
-        <w:tab/>
-      </w:r>
-      <w:r>
-        <w:rPr>
-          <w:rFonts w:ascii="Liberation Serif" w:hAnsi="Liberation Serif" w:eastAsia="Liberation Serif"/>
-          <w:b w:val="0"/>
-          <w:i w:val="0"/>
-          <w:color w:val="000000"/>
-          <w:sz w:val="22"/>
-        </w:rPr>
-        <w:t xml:space="preserve">MapLibre Organization, </w:t>
-      </w:r>
-      <w:r>
-        <w:rPr>
-          <w:rFonts w:ascii="Liberation Serif" w:hAnsi="Liberation Serif" w:eastAsia="Liberation Serif"/>
-          <w:b w:val="0"/>
-          <w:i/>
-          <w:color w:val="000000"/>
-          <w:sz w:val="22"/>
-        </w:rPr>
-        <w:t>MapLibre GL JS</w:t>
-      </w:r>
-      <w:r>
-        <w:rPr>
-          <w:rFonts w:ascii="Liberation Serif" w:hAnsi="Liberation Serif" w:eastAsia="Liberation Serif"/>
-          <w:b w:val="0"/>
-          <w:i w:val="0"/>
-          <w:color w:val="000000"/>
-          <w:sz w:val="22"/>
-        </w:rPr>
-        <w:t>. (Version 6.16.0). Accessed: Oct. 27, 2026. [Online]. Available: https://maplibre.org/</w:t>
-      </w:r>
-    </w:p>
-    <w:p>
-      <w:pPr>
-        <w:keepNext w:val="0"/>
-        <w:pageBreakBefore w:val="0"/>
-        <w:tabs>
-          <w:tab w:pos="567" w:val="left"/>
-        </w:tabs>
-        <w:spacing w:before="0" w:after="160" w:line="288" w:lineRule="auto"/>
-        <w:ind w:left="567" w:hanging="567"/>
-        <w:jc w:val="left"/>
-      </w:pPr>
-      <w:r>
-        <w:rPr>
-          <w:rFonts w:ascii="Liberation Serif" w:hAnsi="Liberation Serif" w:eastAsia="Liberation Serif"/>
-          <w:b w:val="0"/>
-          <w:i w:val="0"/>
-          <w:color w:val="000000"/>
-          <w:sz w:val="22"/>
-        </w:rPr>
-        <w:t>[15]</w:t>
-        <w:tab/>
-      </w:r>
-      <w:r>
-        <w:rPr>
-          <w:rFonts w:ascii="Liberation Serif" w:hAnsi="Liberation Serif" w:eastAsia="Liberation Serif"/>
-          <w:b w:val="0"/>
-          <w:i w:val="0"/>
-          <w:color w:val="000000"/>
-          <w:sz w:val="22"/>
-        </w:rPr>
-        <w:t>“mapcn: Map components for shadcn/ui,” mapcn. Accessed: Oct. 27, 2026. [Online]. Available: https://mapcn.dev/</w:t>
-      </w:r>
-    </w:p>
-    <w:p>
-      <w:pPr>
-        <w:keepNext w:val="0"/>
-        <w:pageBreakBefore w:val="0"/>
-        <w:tabs>
-          <w:tab w:pos="567" w:val="left"/>
-        </w:tabs>
-        <w:spacing w:before="0" w:after="160" w:line="288" w:lineRule="auto"/>
-        <w:ind w:left="567" w:hanging="567"/>
-        <w:jc w:val="left"/>
-      </w:pPr>
-      <w:r>
-        <w:rPr>
-          <w:rFonts w:ascii="Liberation Serif" w:hAnsi="Liberation Serif" w:eastAsia="Liberation Serif"/>
-          <w:b w:val="0"/>
-          <w:i w:val="0"/>
-          <w:color w:val="000000"/>
-          <w:sz w:val="22"/>
-        </w:rPr>
-        <w:t>[16]</w:t>
-        <w:tab/>
-      </w:r>
-      <w:r>
-        <w:rPr>
-          <w:rFonts w:ascii="Liberation Serif" w:hAnsi="Liberation Serif" w:eastAsia="Liberation Serif"/>
-          <w:b w:val="0"/>
-          <w:i w:val="0"/>
-          <w:color w:val="000000"/>
-          <w:sz w:val="22"/>
-        </w:rPr>
-        <w:t xml:space="preserve">M. Holt, </w:t>
-      </w:r>
-      <w:r>
-        <w:rPr>
-          <w:rFonts w:ascii="Liberation Serif" w:hAnsi="Liberation Serif" w:eastAsia="Liberation Serif"/>
-          <w:b w:val="0"/>
-          <w:i/>
-          <w:color w:val="000000"/>
-          <w:sz w:val="22"/>
-        </w:rPr>
-        <w:t>Papa Parse</w:t>
-      </w:r>
-      <w:r>
-        <w:rPr>
-          <w:rFonts w:ascii="Liberation Serif" w:hAnsi="Liberation Serif" w:eastAsia="Liberation Serif"/>
-          <w:b w:val="0"/>
-          <w:i w:val="0"/>
-          <w:color w:val="000000"/>
-          <w:sz w:val="22"/>
-        </w:rPr>
-        <w:t>. (Version 5.7.0). Accessed: Oct. 27, 2026. [Online]. Available: https://www.papaparse.com/</w:t>
-      </w:r>
-    </w:p>
-    <w:p>
-      <w:pPr>
-        <w:keepNext w:val="0"/>
-        <w:pageBreakBefore w:val="0"/>
-        <w:tabs>
-          <w:tab w:pos="567" w:val="left"/>
-        </w:tabs>
-        <w:spacing w:before="0" w:after="160" w:line="288" w:lineRule="auto"/>
-        <w:ind w:left="567" w:hanging="567"/>
-        <w:jc w:val="left"/>
-      </w:pPr>
-      <w:r>
-        <w:rPr>
-          <w:rFonts w:ascii="Liberation Serif" w:hAnsi="Liberation Serif" w:eastAsia="Liberation Serif"/>
-          <w:b w:val="0"/>
-          <w:i w:val="0"/>
-          <w:color w:val="000000"/>
-          <w:sz w:val="22"/>
-        </w:rPr>
-        <w:t>[17]</w:t>
-        <w:tab/>
-      </w:r>
-      <w:r>
-        <w:rPr>
-          <w:rFonts w:ascii="Liberation Serif" w:hAnsi="Liberation Serif" w:eastAsia="Liberation Serif"/>
-          <w:b w:val="0"/>
-          <w:i w:val="0"/>
-          <w:color w:val="000000"/>
-          <w:sz w:val="22"/>
-        </w:rPr>
-        <w:t xml:space="preserve">Tailwind Labs, </w:t>
-      </w:r>
-      <w:r>
-        <w:rPr>
-          <w:rFonts w:ascii="Liberation Serif" w:hAnsi="Liberation Serif" w:eastAsia="Liberation Serif"/>
-          <w:b w:val="0"/>
-          <w:i/>
-          <w:color w:val="000000"/>
-          <w:sz w:val="22"/>
-        </w:rPr>
-        <w:t>Tailwind CSS</w:t>
-      </w:r>
-      <w:r>
-        <w:rPr>
-          <w:rFonts w:ascii="Liberation Serif" w:hAnsi="Liberation Serif" w:eastAsia="Liberation Serif"/>
-          <w:b w:val="0"/>
-          <w:i w:val="0"/>
-          <w:color w:val="000000"/>
-          <w:sz w:val="22"/>
-        </w:rPr>
-        <w:t>. (Version 4.3.3). Accessed: Oct. 27, 2026. [Online]. Available: https://tailwindcss.com/</w:t>
-      </w:r>
-    </w:p>
-    <w:p>
-      <w:pPr>
-        <w:keepNext w:val="0"/>
-        <w:pageBreakBefore w:val="0"/>
-        <w:tabs>
-          <w:tab w:pos="567" w:val="left"/>
-        </w:tabs>
-        <w:spacing w:before="0" w:after="160" w:line="288" w:lineRule="auto"/>
-        <w:ind w:left="567" w:hanging="567"/>
-        <w:jc w:val="left"/>
-      </w:pPr>
-      <w:r>
-        <w:rPr>
-          <w:rFonts w:ascii="Liberation Serif" w:hAnsi="Liberation Serif" w:eastAsia="Liberation Serif"/>
-          <w:b w:val="0"/>
-          <w:i w:val="0"/>
-          <w:color w:val="000000"/>
-          <w:sz w:val="22"/>
-        </w:rPr>
-        <w:t>[18]</w:t>
-        <w:tab/>
-      </w:r>
-      <w:r>
-        <w:rPr>
-          <w:rFonts w:ascii="Liberation Serif" w:hAnsi="Liberation Serif" w:eastAsia="Liberation Serif"/>
-          <w:b w:val="0"/>
-          <w:i w:val="0"/>
-          <w:color w:val="000000"/>
-          <w:sz w:val="22"/>
-        </w:rPr>
-        <w:t xml:space="preserve">shadcn, </w:t>
-      </w:r>
-      <w:r>
-        <w:rPr>
-          <w:rFonts w:ascii="Liberation Serif" w:hAnsi="Liberation Serif" w:eastAsia="Liberation Serif"/>
-          <w:b w:val="0"/>
-          <w:i/>
-          <w:color w:val="000000"/>
-          <w:sz w:val="22"/>
-        </w:rPr>
-        <w:t>shadcn/ui</w:t>
-      </w:r>
-      <w:r>
-        <w:rPr>
-          <w:rFonts w:ascii="Liberation Serif" w:hAnsi="Liberation Serif" w:eastAsia="Liberation Serif"/>
-          <w:b w:val="0"/>
-          <w:i w:val="0"/>
-          <w:color w:val="000000"/>
-          <w:sz w:val="22"/>
-        </w:rPr>
-        <w:t>. (2026). Accessed: Oct. 27, 2026. [Online]. Available: https://ui.shadcn.com/</w:t>
-      </w:r>
-    </w:p>
-    <w:p>
-      <w:pPr>
-        <w:keepNext w:val="0"/>
-        <w:pageBreakBefore w:val="0"/>
-        <w:tabs>
-          <w:tab w:pos="567" w:val="left"/>
-        </w:tabs>
-        <w:spacing w:before="0" w:after="160" w:line="288" w:lineRule="auto"/>
-        <w:ind w:left="567" w:hanging="567"/>
-        <w:jc w:val="left"/>
-      </w:pPr>
-      <w:r>
-        <w:rPr>
-          <w:rFonts w:ascii="Liberation Serif" w:hAnsi="Liberation Serif" w:eastAsia="Liberation Serif"/>
-          <w:b w:val="0"/>
-          <w:i w:val="0"/>
-          <w:color w:val="000000"/>
-          <w:sz w:val="22"/>
-        </w:rPr>
-        <w:t>[19]</w:t>
-        <w:tab/>
-      </w:r>
-      <w:r>
-        <w:rPr>
-          <w:rFonts w:ascii="Liberation Serif" w:hAnsi="Liberation Serif" w:eastAsia="Liberation Serif"/>
-          <w:b w:val="0"/>
-          <w:i w:val="0"/>
-          <w:color w:val="000000"/>
-          <w:sz w:val="22"/>
-        </w:rPr>
-        <w:t>CARTO, “Basemaps,” CARTO. Accessed: Oct. 27, 2026. [Online]. Available: https://carto.com/basemaps</w:t>
-      </w:r>
-    </w:p>
-    <w:p>
-      <w:pPr>
-        <w:keepNext w:val="0"/>
-        <w:pageBreakBefore w:val="0"/>
-        <w:tabs>
-          <w:tab w:pos="567" w:val="left"/>
-        </w:tabs>
-        <w:spacing w:before="0" w:after="160" w:line="288" w:lineRule="auto"/>
-        <w:ind w:left="567" w:hanging="567"/>
-        <w:jc w:val="left"/>
-      </w:pPr>
-      <w:r>
-        <w:rPr>
-          <w:rFonts w:ascii="Liberation Serif" w:hAnsi="Liberation Serif" w:eastAsia="Liberation Serif"/>
-          <w:b w:val="0"/>
-          <w:i w:val="0"/>
-          <w:color w:val="000000"/>
-          <w:sz w:val="22"/>
-        </w:rPr>
-        <w:t>[20]</w:t>
-        <w:tab/>
-      </w:r>
-      <w:r>
-        <w:rPr>
-          <w:rFonts w:ascii="Liberation Serif" w:hAnsi="Liberation Serif" w:eastAsia="Liberation Serif"/>
-          <w:b w:val="0"/>
-          <w:i w:val="0"/>
-          <w:color w:val="000000"/>
-          <w:sz w:val="22"/>
-        </w:rPr>
-        <w:t>OpenStreetMap contributors, “Copyright and license,” OpenStreetMap. Accessed: Oct. 27, 2026. [Online]. Available: https://www.openstreetmap.org/copyright</w:t>
-      </w:r>
-    </w:p>
-    <w:p>
-      <w:pPr>
-        <w:keepNext w:val="0"/>
-        <w:pageBreakBefore w:val="0"/>
-        <w:tabs>
-          <w:tab w:pos="567" w:val="left"/>
-        </w:tabs>
-        <w:spacing w:before="0" w:after="160" w:line="288" w:lineRule="auto"/>
-        <w:ind w:left="567" w:hanging="567"/>
-        <w:jc w:val="left"/>
-      </w:pPr>
-      <w:r>
-        <w:rPr>
-          <w:rFonts w:ascii="Liberation Serif" w:hAnsi="Liberation Serif" w:eastAsia="Liberation Serif"/>
-          <w:b w:val="0"/>
-          <w:i w:val="0"/>
-          <w:color w:val="000000"/>
-          <w:sz w:val="22"/>
-        </w:rPr>
-        <w:t>[21]</w:t>
-        <w:tab/>
-      </w:r>
-      <w:r>
-        <w:rPr>
-          <w:rFonts w:ascii="Liberation Serif" w:hAnsi="Liberation Serif" w:eastAsia="Liberation Serif"/>
-          <w:b w:val="0"/>
-          <w:i w:val="0"/>
-          <w:color w:val="000000"/>
-          <w:sz w:val="22"/>
-        </w:rPr>
-        <w:t xml:space="preserve">Recharts Group, </w:t>
-      </w:r>
-      <w:r>
-        <w:rPr>
-          <w:rFonts w:ascii="Liberation Serif" w:hAnsi="Liberation Serif" w:eastAsia="Liberation Serif"/>
-          <w:b w:val="0"/>
-          <w:i/>
-          <w:color w:val="000000"/>
-          <w:sz w:val="22"/>
-        </w:rPr>
-        <w:t>Recharts</w:t>
-      </w:r>
-      <w:r>
-        <w:rPr>
-          <w:rFonts w:ascii="Liberation Serif" w:hAnsi="Liberation Serif" w:eastAsia="Liberation Serif"/>
-          <w:b w:val="0"/>
-          <w:i w:val="0"/>
-          <w:color w:val="000000"/>
-          <w:sz w:val="22"/>
-        </w:rPr>
-        <w:t>. (Version 3.10.1). Accessed: Oct. 27, 2026. [Online]. Available: https://recharts.org/</w:t>
-      </w:r>
-    </w:p>
-    <w:p>
-      <w:pPr>
-        <w:keepNext w:val="0"/>
-        <w:pageBreakBefore w:val="0"/>
-        <w:tabs>
-          <w:tab w:pos="567" w:val="left"/>
-        </w:tabs>
-        <w:spacing w:before="0" w:after="160" w:line="288" w:lineRule="auto"/>
-        <w:ind w:left="567" w:hanging="567"/>
-        <w:jc w:val="left"/>
-      </w:pPr>
-      <w:r>
-        <w:rPr>
-          <w:rFonts w:ascii="Liberation Serif" w:hAnsi="Liberation Serif" w:eastAsia="Liberation Serif"/>
-          <w:b w:val="0"/>
-          <w:i w:val="0"/>
-          <w:color w:val="000000"/>
-          <w:sz w:val="22"/>
-        </w:rPr>
-        <w:t>[22]</w:t>
-        <w:tab/>
-      </w:r>
-      <w:r>
-        <w:rPr>
-          <w:rFonts w:ascii="Liberation Serif" w:hAnsi="Liberation Serif" w:eastAsia="Liberation Serif"/>
-          <w:b w:val="0"/>
-          <w:i w:val="0"/>
-          <w:color w:val="000000"/>
-          <w:sz w:val="22"/>
-        </w:rPr>
-        <w:t xml:space="preserve">tldraw Inc., </w:t>
-      </w:r>
-      <w:r>
-        <w:rPr>
-          <w:rFonts w:ascii="Liberation Serif" w:hAnsi="Liberation Serif" w:eastAsia="Liberation Serif"/>
-          <w:b w:val="0"/>
-          <w:i/>
-          <w:color w:val="000000"/>
-          <w:sz w:val="22"/>
-        </w:rPr>
-        <w:t>tldraw</w:t>
-      </w:r>
-      <w:r>
-        <w:rPr>
-          <w:rFonts w:ascii="Liberation Serif" w:hAnsi="Liberation Serif" w:eastAsia="Liberation Serif"/>
-          <w:b w:val="0"/>
-          <w:i w:val="0"/>
-          <w:color w:val="000000"/>
-          <w:sz w:val="22"/>
-        </w:rPr>
-        <w:t>. (Version 3.15.6). Accessed: Oct. 27, 2026. [Online]. Available: https://tldraw.dev/</w:t>
       </w:r>
     </w:p>
     <w:sectPr>
